--- a/pdf/CV_Rediat_Terefe_2026.docx
+++ b/pdf/CV_Rediat_Terefe_2026.docx
@@ -448,16 +448,7 @@
           <w:iCs/>
           <w:color w:val="555555"/>
         </w:rPr>
-        <w:t>9</w:t>
-      </w:r>
-      <w:r>
-        <w:rPr>
-          <w:rFonts w:eastAsia="Calibri"/>
-          <w:i/>
-          <w:iCs/>
-          <w:color w:val="555555"/>
-        </w:rPr>
-        <w:t xml:space="preserve">/4 </w:t>
+        <w:t xml:space="preserve">9/4 </w:t>
       </w:r>
     </w:p>
     <w:p>
@@ -670,31 +661,7 @@
           <w:sz w:val="21"/>
           <w:szCs w:val="21"/>
         </w:rPr>
-        <w:t>Chemical Engineering</w:t>
-      </w:r>
-      <w:r>
-        <w:rPr>
-          <w:rFonts w:eastAsia="Calibri"/>
-          <w:sz w:val="21"/>
-          <w:szCs w:val="21"/>
-        </w:rPr>
-        <w:t xml:space="preserve">, </w:t>
-      </w:r>
-      <w:r>
-        <w:rPr>
-          <w:rFonts w:eastAsia="Calibri"/>
-          <w:sz w:val="21"/>
-          <w:szCs w:val="21"/>
-        </w:rPr>
-        <w:t>JIT, Jimma University</w:t>
-      </w:r>
-      <w:r>
-        <w:rPr>
-          <w:rFonts w:eastAsia="Calibri"/>
-          <w:sz w:val="21"/>
-          <w:szCs w:val="21"/>
-        </w:rPr>
-        <w:t>.</w:t>
+        <w:t>Chemical Engineering, JIT, Jimma University.</w:t>
       </w:r>
     </w:p>
     <w:p>
@@ -945,7 +912,23 @@
           <w:sz w:val="21"/>
           <w:szCs w:val="21"/>
         </w:rPr>
-        <w:t xml:space="preserve">Rediat T. and Prakash B. (2025). “The direct catalytic conversion of teff straw into fuel intermediate: Optimization of reaction parameters.” Biomass and Bioenergy, </w:t>
+        <w:t>Rediat T. and Prakash B</w:t>
+      </w:r>
+      <w:r>
+        <w:rPr>
+          <w:rFonts w:eastAsia="Calibri"/>
+          <w:sz w:val="21"/>
+          <w:szCs w:val="21"/>
+        </w:rPr>
+        <w:t>*</w:t>
+      </w:r>
+      <w:r>
+        <w:rPr>
+          <w:rFonts w:eastAsia="Calibri"/>
+          <w:sz w:val="21"/>
+          <w:szCs w:val="21"/>
+        </w:rPr>
+        <w:t xml:space="preserve">. (2025). “The direct catalytic conversion of teff straw into fuel intermediate: Optimization of reaction parameters.” Biomass and Bioenergy, </w:t>
       </w:r>
       <w:r>
         <w:rPr>
@@ -972,7 +955,55 @@
           <w:sz w:val="21"/>
           <w:szCs w:val="21"/>
         </w:rPr>
-        <w:t xml:space="preserve">Sharma A. and Rediat T. (2025). “Optimization of reaction parameters by response surface methodology for the tri-reforming process over a Ni-silica catalyst to produce synthesis gas.” International Journal of Hydrogen Energy, </w:t>
+        <w:t>Sharma A.</w:t>
+      </w:r>
+      <w:r>
+        <w:rPr>
+          <w:rFonts w:eastAsia="Calibri"/>
+          <w:sz w:val="21"/>
+          <w:szCs w:val="21"/>
+        </w:rPr>
+        <w:t xml:space="preserve">, </w:t>
+      </w:r>
+      <w:r>
+        <w:rPr>
+          <w:rFonts w:eastAsia="Calibri"/>
+          <w:sz w:val="21"/>
+          <w:szCs w:val="21"/>
+        </w:rPr>
+        <w:t>Rediat T.</w:t>
+      </w:r>
+      <w:r>
+        <w:rPr>
+          <w:rFonts w:eastAsia="Calibri"/>
+          <w:sz w:val="21"/>
+          <w:szCs w:val="21"/>
+        </w:rPr>
+        <w:t xml:space="preserve">, </w:t>
+      </w:r>
+      <w:r>
+        <w:rPr>
+          <w:rFonts w:eastAsia="Calibri"/>
+          <w:sz w:val="21"/>
+          <w:szCs w:val="21"/>
+        </w:rPr>
+        <w:t>Prakash B</w:t>
+      </w:r>
+      <w:r>
+        <w:rPr>
+          <w:rFonts w:eastAsia="Calibri"/>
+          <w:sz w:val="21"/>
+          <w:szCs w:val="21"/>
+        </w:rPr>
+        <w:t>*</w:t>
+      </w:r>
+      <w:r>
+        <w:rPr>
+          <w:rFonts w:eastAsia="Calibri"/>
+          <w:sz w:val="21"/>
+          <w:szCs w:val="21"/>
+        </w:rPr>
+        <w:t xml:space="preserve"> (2025). “Optimization of reaction parameters by response surface methodology for the tri-reforming process over a Ni-silica catalyst to produce synthesis gas.” International Journal of Hydrogen Energy, </w:t>
       </w:r>
       <w:r>
         <w:rPr>
@@ -1038,7 +1069,47 @@
           <w:sz w:val="21"/>
           <w:szCs w:val="21"/>
         </w:rPr>
-        <w:t xml:space="preserve"> T., Tonelli A., Hermans S., Biswas P. (2026). “Amine-functionalized metal-organic framework-templated nitrogen-doped Ni-alumina catalyst for efficient methane tri-reforming.” Applied Materials Today, </w:t>
+        <w:t xml:space="preserve"> T., Tonelli A., Hermans S</w:t>
+      </w:r>
+      <w:r>
+        <w:rPr>
+          <w:rFonts w:eastAsia="Calibri"/>
+          <w:sz w:val="21"/>
+          <w:szCs w:val="21"/>
+        </w:rPr>
+        <w:t>*</w:t>
+      </w:r>
+      <w:r>
+        <w:rPr>
+          <w:rFonts w:eastAsia="Calibri"/>
+          <w:sz w:val="21"/>
+          <w:szCs w:val="21"/>
+        </w:rPr>
+        <w:t xml:space="preserve">., </w:t>
+      </w:r>
+      <w:r>
+        <w:rPr>
+          <w:rFonts w:eastAsia="Calibri"/>
+          <w:sz w:val="21"/>
+          <w:szCs w:val="21"/>
+        </w:rPr>
+        <w:t>Prakash B</w:t>
+      </w:r>
+      <w:r>
+        <w:rPr>
+          <w:rFonts w:eastAsia="Calibri"/>
+          <w:sz w:val="21"/>
+          <w:szCs w:val="21"/>
+        </w:rPr>
+        <w:t>*</w:t>
+      </w:r>
+      <w:r>
+        <w:rPr>
+          <w:rFonts w:eastAsia="Calibri"/>
+          <w:sz w:val="21"/>
+          <w:szCs w:val="21"/>
+        </w:rPr>
+        <w:t xml:space="preserve">. (2026). “Amine-functionalized metal-organic framework-templated nitrogen-doped Ni-alumina catalyst for efficient methane tri-reforming.” Applied Materials Today, </w:t>
       </w:r>
       <w:r>
         <w:rPr>
@@ -1095,7 +1166,47 @@
           <w:sz w:val="21"/>
           <w:szCs w:val="21"/>
         </w:rPr>
-        <w:t xml:space="preserve"> S.S., Tomer R., Hermans S., Biswas P. (2026). “The conversion of furfural to furfuryl alcohol with high yield via catalytic hydrogenation transfer in the presence of nickel-embedded alumina catalyst derived from metal-organic framework template.” Catalysis Today, </w:t>
+        <w:t xml:space="preserve"> S.S., Tomer R., Hermans S</w:t>
+      </w:r>
+      <w:r>
+        <w:rPr>
+          <w:rFonts w:eastAsia="Calibri"/>
+          <w:sz w:val="21"/>
+          <w:szCs w:val="21"/>
+        </w:rPr>
+        <w:t>*</w:t>
+      </w:r>
+      <w:r>
+        <w:rPr>
+          <w:rFonts w:eastAsia="Calibri"/>
+          <w:sz w:val="21"/>
+          <w:szCs w:val="21"/>
+        </w:rPr>
+        <w:t xml:space="preserve">., </w:t>
+      </w:r>
+      <w:r>
+        <w:rPr>
+          <w:rFonts w:eastAsia="Calibri"/>
+          <w:sz w:val="21"/>
+          <w:szCs w:val="21"/>
+        </w:rPr>
+        <w:t>Prakash B</w:t>
+      </w:r>
+      <w:r>
+        <w:rPr>
+          <w:rFonts w:eastAsia="Calibri"/>
+          <w:sz w:val="21"/>
+          <w:szCs w:val="21"/>
+        </w:rPr>
+        <w:t>*</w:t>
+      </w:r>
+      <w:r>
+        <w:rPr>
+          <w:rFonts w:eastAsia="Calibri"/>
+          <w:sz w:val="21"/>
+          <w:szCs w:val="21"/>
+        </w:rPr>
+        <w:t xml:space="preserve">. (2026). “The conversion of furfural to furfuryl alcohol with high yield via catalytic hydrogenation transfer in the presence of nickel-embedded alumina catalyst derived from metal-organic framework template.” Catalysis Today, </w:t>
       </w:r>
       <w:hyperlink r:id="rId6" w:history="1">
         <w:r>
@@ -2179,6 +2290,7 @@
   <w:style w:type="character" w:default="1" w:styleId="DefaultParagraphFont">
     <w:name w:val="Default Paragraph Font"/>
     <w:uiPriority w:val="1"/>
+    <w:semiHidden/>
     <w:unhideWhenUsed/>
   </w:style>
   <w:style w:type="table" w:default="1" w:styleId="TableNormal">

--- a/pdf/CV_Rediat_Terefe_2026.docx
+++ b/pdf/CV_Rediat_Terefe_2026.docx
@@ -22,6 +22,8 @@
       <w:pPr>
         <w:spacing w:after="140"/>
       </w:pPr>
+      <w:proofErr w:type="spellStart"/>
+      <w:proofErr w:type="gramStart"/>
       <w:r>
         <w:rPr>
           <w:rFonts w:eastAsia="Calibri"/>
@@ -29,8 +31,10 @@
           <w:sz w:val="23"/>
           <w:szCs w:val="23"/>
         </w:rPr>
-        <w:t xml:space="preserve">Ph.D. </w:t>
-      </w:r>
+        <w:t>Ph.D</w:t>
+      </w:r>
+      <w:proofErr w:type="spellEnd"/>
+      <w:proofErr w:type="gramEnd"/>
       <w:r>
         <w:rPr>
           <w:rFonts w:eastAsia="Calibri"/>
@@ -38,7 +42,7 @@
           <w:sz w:val="23"/>
           <w:szCs w:val="23"/>
         </w:rPr>
-        <w:t>r</w:t>
+        <w:t xml:space="preserve"> </w:t>
       </w:r>
       <w:r>
         <w:rPr>
@@ -47,7 +51,34 @@
           <w:sz w:val="23"/>
           <w:szCs w:val="23"/>
         </w:rPr>
-        <w:t>esearch scholarship</w:t>
+        <w:t>R</w:t>
+      </w:r>
+      <w:r>
+        <w:rPr>
+          <w:rFonts w:eastAsia="Calibri"/>
+          <w:color w:val="444444"/>
+          <w:sz w:val="23"/>
+          <w:szCs w:val="23"/>
+        </w:rPr>
+        <w:t xml:space="preserve">esearch </w:t>
+      </w:r>
+      <w:r>
+        <w:rPr>
+          <w:rFonts w:eastAsia="Calibri"/>
+          <w:color w:val="444444"/>
+          <w:sz w:val="23"/>
+          <w:szCs w:val="23"/>
+        </w:rPr>
+        <w:t>S</w:t>
+      </w:r>
+      <w:r>
+        <w:rPr>
+          <w:rFonts w:eastAsia="Calibri"/>
+          <w:color w:val="444444"/>
+          <w:sz w:val="23"/>
+          <w:szCs w:val="23"/>
+        </w:rPr>
+        <w:t>cholar</w:t>
       </w:r>
     </w:p>
     <w:p>
@@ -121,7 +152,7 @@
         </w:rPr>
         <w:t xml:space="preserve">   </w:t>
       </w:r>
-      <w:hyperlink r:id="rId5" w:history="1">
+      <w:hyperlink r:id="rId7" w:history="1">
         <w:proofErr w:type="spellStart"/>
         <w:r>
           <w:rPr>
@@ -178,15 +209,47 @@
           <w:sz w:val="21"/>
           <w:szCs w:val="21"/>
         </w:rPr>
-        <w:t xml:space="preserve"> research scholar in chemical engineering at IIT Roorkee, specializing in heterogeneous catalysis for biomass valorization and intermediate upgradation. Skilled in the complete catalyst lifecycle from design and synthesis to advanced characterization and reaction parameter optimization.</w:t>
-      </w:r>
-      <w:r>
-        <w:rPr>
-          <w:rFonts w:eastAsia="Calibri"/>
-          <w:sz w:val="21"/>
-          <w:szCs w:val="21"/>
-        </w:rPr>
-        <w:t xml:space="preserve"> I have two first author journal publications on biomass conversion: one on furfural production from biomass and another on the hydrogenation of furfural-to-furfural alcohol. Additionally, I have contributed to collaborative research on tri-reforming of methane, as well as CO</w:t>
+        <w:t xml:space="preserve"> research scholar in </w:t>
+      </w:r>
+      <w:r>
+        <w:rPr>
+          <w:rFonts w:eastAsia="Calibri"/>
+          <w:sz w:val="21"/>
+          <w:szCs w:val="21"/>
+        </w:rPr>
+        <w:t>the Department of C</w:t>
+      </w:r>
+      <w:r>
+        <w:rPr>
+          <w:rFonts w:eastAsia="Calibri"/>
+          <w:sz w:val="21"/>
+          <w:szCs w:val="21"/>
+        </w:rPr>
+        <w:t xml:space="preserve">hemical </w:t>
+      </w:r>
+      <w:r>
+        <w:rPr>
+          <w:rFonts w:eastAsia="Calibri"/>
+          <w:sz w:val="21"/>
+          <w:szCs w:val="21"/>
+        </w:rPr>
+        <w:t>E</w:t>
+      </w:r>
+      <w:r>
+        <w:rPr>
+          <w:rFonts w:eastAsia="Calibri"/>
+          <w:sz w:val="21"/>
+          <w:szCs w:val="21"/>
+        </w:rPr>
+        <w:t>ngineering at IIT Roorkee, specializing in heterogeneous catalysis for biomass valorization and intermediate upgradation. Skilled in the complete catalyst lifecycle from design and synthesis to advanced characterization and reaction parameter optimization.</w:t>
+      </w:r>
+      <w:r>
+        <w:rPr>
+          <w:rFonts w:eastAsia="Calibri"/>
+          <w:sz w:val="21"/>
+          <w:szCs w:val="21"/>
+        </w:rPr>
+        <w:t xml:space="preserve"> Additionally, I have contributed to collaborative research on tri-reforming of methane, as well as CO</w:t>
       </w:r>
       <w:r>
         <w:rPr>
@@ -203,7 +266,23 @@
           <w:sz w:val="21"/>
           <w:szCs w:val="21"/>
         </w:rPr>
-        <w:t xml:space="preserve"> to formic acid conversion. Looking ahead, I am keen to explore energy efficient approaches for methane and CO</w:t>
+        <w:t xml:space="preserve"> to formic acid conversion. Looking ahead, I am keen to explore energy</w:t>
+      </w:r>
+      <w:r>
+        <w:rPr>
+          <w:rFonts w:eastAsia="Calibri"/>
+          <w:sz w:val="21"/>
+          <w:szCs w:val="21"/>
+        </w:rPr>
+        <w:t>-</w:t>
+      </w:r>
+      <w:r>
+        <w:rPr>
+          <w:rFonts w:eastAsia="Calibri"/>
+          <w:sz w:val="21"/>
+          <w:szCs w:val="21"/>
+        </w:rPr>
+        <w:t>efficient approaches for methane and CO</w:t>
       </w:r>
       <w:r>
         <w:rPr>
@@ -220,7 +299,33 @@
           <w:sz w:val="21"/>
           <w:szCs w:val="21"/>
         </w:rPr>
-        <w:t xml:space="preserve"> valorization, particularly through inductive heating strategies. I am also interested in waste conversion, with a specific focus on developing sustainable pathways to convert dimethylformamide to ammonia.</w:t>
+        <w:t xml:space="preserve"> valorization, particularly through inductive heating strategies. I am also interested in waste conversion, with a specific focus on developing sustainable pathways to convert dimethylformamide to ammonia</w:t>
+      </w:r>
+      <w:r>
+        <w:rPr>
+          <w:rFonts w:eastAsia="Calibri"/>
+          <w:sz w:val="21"/>
+          <w:szCs w:val="21"/>
+        </w:rPr>
+        <w:t>/</w:t>
+      </w:r>
+      <w:proofErr w:type="spellStart"/>
+      <w:r>
+        <w:rPr>
+          <w:rFonts w:eastAsia="Calibri"/>
+          <w:sz w:val="21"/>
+          <w:szCs w:val="21"/>
+        </w:rPr>
+        <w:t>ethylenediamaine</w:t>
+      </w:r>
+      <w:proofErr w:type="spellEnd"/>
+      <w:r>
+        <w:rPr>
+          <w:rFonts w:eastAsia="Calibri"/>
+          <w:sz w:val="21"/>
+          <w:szCs w:val="21"/>
+        </w:rPr>
+        <w:t>.</w:t>
       </w:r>
     </w:p>
     <w:p>
@@ -246,10 +351,13 @@
     <w:p>
       <w:pPr>
         <w:tabs>
-          <w:tab w:val="right" w:pos="9026"/>
+          <w:tab w:val="right" w:pos="10040"/>
         </w:tabs>
         <w:spacing w:after="20"/>
-      </w:pPr>
+        <w:jc w:val="both"/>
+      </w:pPr>
+      <w:proofErr w:type="spellStart"/>
+      <w:proofErr w:type="gramStart"/>
       <w:r>
         <w:rPr>
           <w:rFonts w:eastAsia="Calibri"/>
@@ -258,125 +366,10 @@
           <w:sz w:val="22"/>
           <w:szCs w:val="22"/>
         </w:rPr>
-        <w:t>Ph.D., Chemical Engineering</w:t>
-      </w:r>
-      <w:r>
-        <w:rPr>
-          <w:rFonts w:eastAsia="Calibri"/>
-          <w:i/>
-          <w:iCs/>
-          <w:color w:val="555555"/>
-        </w:rPr>
-        <w:tab/>
-        <w:t xml:space="preserve">IIT Roorkee, </w:t>
-      </w:r>
-      <w:r>
-        <w:rPr>
-          <w:rFonts w:eastAsia="Calibri"/>
-          <w:i/>
-          <w:iCs/>
-          <w:color w:val="555555"/>
-        </w:rPr>
-        <w:t>India | Jul</w:t>
-      </w:r>
-      <w:r>
-        <w:rPr>
-          <w:rFonts w:eastAsia="Calibri"/>
-          <w:i/>
-          <w:iCs/>
-          <w:color w:val="555555"/>
-        </w:rPr>
-        <w:t xml:space="preserve"> 2022 – Present </w:t>
-      </w:r>
-    </w:p>
-    <w:p>
-      <w:pPr>
-        <w:pStyle w:val="ListParagraph"/>
-        <w:numPr>
-          <w:ilvl w:val="0"/>
-          <w:numId w:val="2"/>
-        </w:numPr>
-        <w:spacing w:after="80"/>
-      </w:pPr>
-      <w:r>
-        <w:rPr>
-          <w:rFonts w:eastAsia="Calibri"/>
-          <w:sz w:val="21"/>
-          <w:szCs w:val="21"/>
-        </w:rPr>
-        <w:t>Ph.D. title:</w:t>
-      </w:r>
-      <w:r>
-        <w:rPr>
-          <w:rFonts w:eastAsia="Calibri"/>
-          <w:sz w:val="21"/>
-          <w:szCs w:val="21"/>
-        </w:rPr>
-        <w:t xml:space="preserve"> “</w:t>
-      </w:r>
-      <w:r>
-        <w:rPr>
-          <w:rFonts w:eastAsia="Calibri"/>
-          <w:sz w:val="21"/>
-          <w:szCs w:val="21"/>
-        </w:rPr>
-        <w:t>Production of furan intermediates from biomass waste and their upgrading to valuable chemicals using heterogeneous catalysts</w:t>
-      </w:r>
-      <w:r>
-        <w:rPr>
-          <w:rFonts w:eastAsia="Calibri"/>
-          <w:sz w:val="21"/>
-          <w:szCs w:val="21"/>
-        </w:rPr>
-        <w:t>”</w:t>
-      </w:r>
-      <w:r>
-        <w:rPr>
-          <w:rFonts w:eastAsia="Calibri"/>
-          <w:sz w:val="21"/>
-          <w:szCs w:val="21"/>
-        </w:rPr>
-        <w:t>.</w:t>
-      </w:r>
-    </w:p>
-    <w:p>
-      <w:pPr>
-        <w:pStyle w:val="ListParagraph"/>
-        <w:spacing w:after="80"/>
-        <w:ind w:left="360"/>
-      </w:pPr>
-      <w:r>
-        <w:rPr>
-          <w:rFonts w:eastAsia="Calibri"/>
-          <w:sz w:val="21"/>
-          <w:szCs w:val="21"/>
-        </w:rPr>
-        <w:t>Supervisor: Prof. Prakash Biswas, Department of Chemical Engineering</w:t>
-      </w:r>
-      <w:r>
-        <w:rPr>
-          <w:rFonts w:eastAsia="Calibri"/>
-          <w:sz w:val="21"/>
-          <w:szCs w:val="21"/>
-        </w:rPr>
-        <w:t>, IIT Roorkee</w:t>
-      </w:r>
-      <w:r>
-        <w:rPr>
-          <w:rFonts w:eastAsia="Calibri"/>
-          <w:sz w:val="21"/>
-          <w:szCs w:val="21"/>
-        </w:rPr>
-        <w:t>.</w:t>
-      </w:r>
-    </w:p>
-    <w:p>
-      <w:pPr>
-        <w:tabs>
-          <w:tab w:val="right" w:pos="9026"/>
-        </w:tabs>
-        <w:spacing w:after="20"/>
-      </w:pPr>
+        <w:t>Ph.D</w:t>
+      </w:r>
+      <w:proofErr w:type="spellEnd"/>
+      <w:proofErr w:type="gramEnd"/>
       <w:r>
         <w:rPr>
           <w:rFonts w:eastAsia="Calibri"/>
@@ -385,7 +378,7 @@
           <w:sz w:val="22"/>
           <w:szCs w:val="22"/>
         </w:rPr>
-        <w:t>M.Sc., Chemical Engineering</w:t>
+        <w:t>, Chemical Engineering</w:t>
       </w:r>
       <w:r>
         <w:rPr>
@@ -403,7 +396,7 @@
           <w:iCs/>
           <w:color w:val="555555"/>
         </w:rPr>
-        <w:t xml:space="preserve"> </w:t>
+        <w:t xml:space="preserve">     </w:t>
       </w:r>
       <w:r>
         <w:rPr>
@@ -412,7 +405,7 @@
           <w:iCs/>
           <w:color w:val="555555"/>
         </w:rPr>
-        <w:t xml:space="preserve">Jimma University, </w:t>
+        <w:t xml:space="preserve">IIT Roorkee, </w:t>
       </w:r>
       <w:r>
         <w:rPr>
@@ -421,7 +414,7 @@
           <w:iCs/>
           <w:color w:val="555555"/>
         </w:rPr>
-        <w:t>Ethiopia | Graduated</w:t>
+        <w:t>India | Jul</w:t>
       </w:r>
       <w:r>
         <w:rPr>
@@ -430,470 +423,7 @@
           <w:iCs/>
           <w:color w:val="555555"/>
         </w:rPr>
-        <w:t xml:space="preserve"> Feb 2021</w:t>
-      </w:r>
-      <w:r>
-        <w:rPr>
-          <w:rFonts w:eastAsia="Calibri"/>
-          <w:i/>
-          <w:iCs/>
-          <w:color w:val="555555"/>
-        </w:rPr>
-        <w:t>| CGPA 3.</w:t>
-      </w:r>
-      <w:r>
-        <w:rPr>
-          <w:rFonts w:eastAsia="Calibri"/>
-          <w:i/>
-          <w:iCs/>
-          <w:color w:val="555555"/>
-        </w:rPr>
-        <w:t xml:space="preserve">9/4 </w:t>
-      </w:r>
-    </w:p>
-    <w:p>
-      <w:pPr>
-        <w:pStyle w:val="ListParagraph"/>
-        <w:numPr>
-          <w:ilvl w:val="0"/>
-          <w:numId w:val="2"/>
-        </w:numPr>
-        <w:spacing w:after="80"/>
-      </w:pPr>
-      <w:r>
-        <w:rPr>
-          <w:rFonts w:eastAsia="Calibri"/>
-          <w:sz w:val="21"/>
-          <w:szCs w:val="21"/>
-        </w:rPr>
-        <w:t>Thesis: “Removal of Excess Free Fatty Acid from Edible Oil Using Betaine-Based Natural Deep Eutectic Solvents and Oil's Effect Analysis.”</w:t>
-      </w:r>
-    </w:p>
-    <w:p>
-      <w:pPr>
-        <w:pStyle w:val="ListParagraph"/>
-        <w:spacing w:after="80"/>
-        <w:ind w:left="360"/>
-      </w:pPr>
-      <w:r>
-        <w:rPr>
-          <w:rFonts w:eastAsia="Calibri"/>
-          <w:sz w:val="21"/>
-          <w:szCs w:val="21"/>
-        </w:rPr>
-        <w:t xml:space="preserve">Supervisor: Prof. </w:t>
-      </w:r>
-      <w:r>
-        <w:rPr>
-          <w:rFonts w:eastAsia="Calibri"/>
-          <w:sz w:val="21"/>
-          <w:szCs w:val="21"/>
-        </w:rPr>
-        <w:t>Ramachandran K.</w:t>
-      </w:r>
-      <w:r>
-        <w:rPr>
-          <w:rFonts w:eastAsia="Calibri"/>
-          <w:sz w:val="21"/>
-          <w:szCs w:val="21"/>
-        </w:rPr>
-        <w:t xml:space="preserve">, Department </w:t>
-      </w:r>
-      <w:r>
-        <w:rPr>
-          <w:rFonts w:eastAsia="Calibri"/>
-          <w:sz w:val="21"/>
-          <w:szCs w:val="21"/>
-        </w:rPr>
-        <w:t>of Petroleum Engineering</w:t>
-      </w:r>
-      <w:r>
-        <w:rPr>
-          <w:rFonts w:eastAsia="Calibri"/>
-          <w:sz w:val="21"/>
-          <w:szCs w:val="21"/>
-        </w:rPr>
-        <w:t xml:space="preserve">, </w:t>
-      </w:r>
-      <w:r>
-        <w:rPr>
-          <w:rFonts w:eastAsia="Calibri"/>
-          <w:sz w:val="21"/>
-          <w:szCs w:val="21"/>
-        </w:rPr>
-        <w:t>JCT Institutions.</w:t>
-      </w:r>
-    </w:p>
-    <w:p>
-      <w:pPr>
-        <w:tabs>
-          <w:tab w:val="right" w:pos="9026"/>
-        </w:tabs>
-        <w:spacing w:after="20"/>
-      </w:pPr>
-      <w:r>
-        <w:rPr>
-          <w:rFonts w:eastAsia="Calibri"/>
-          <w:b/>
-          <w:bCs/>
-          <w:sz w:val="22"/>
-          <w:szCs w:val="22"/>
-        </w:rPr>
-        <w:t>B.Sc., Chemical Engineering</w:t>
-      </w:r>
-      <w:r>
-        <w:rPr>
-          <w:rFonts w:eastAsia="Calibri"/>
-          <w:i/>
-          <w:iCs/>
-          <w:color w:val="555555"/>
-        </w:rPr>
-        <w:tab/>
-        <w:t xml:space="preserve">Jimma University, </w:t>
-      </w:r>
-      <w:r>
-        <w:rPr>
-          <w:rFonts w:eastAsia="Calibri"/>
-          <w:i/>
-          <w:iCs/>
-          <w:color w:val="555555"/>
-        </w:rPr>
-        <w:t>Ethiopia | Graduated</w:t>
-      </w:r>
-      <w:r>
-        <w:rPr>
-          <w:rFonts w:eastAsia="Calibri"/>
-          <w:i/>
-          <w:iCs/>
-          <w:color w:val="555555"/>
-        </w:rPr>
-        <w:t xml:space="preserve"> Jun </w:t>
-      </w:r>
-      <w:r>
-        <w:rPr>
-          <w:rFonts w:eastAsia="Calibri"/>
-          <w:i/>
-          <w:iCs/>
-          <w:color w:val="555555"/>
-        </w:rPr>
-        <w:t>2018 | CGPA</w:t>
-      </w:r>
-      <w:r>
-        <w:rPr>
-          <w:rFonts w:eastAsia="Calibri"/>
-          <w:i/>
-          <w:iCs/>
-          <w:color w:val="555555"/>
-        </w:rPr>
-        <w:t xml:space="preserve"> 3.4</w:t>
-      </w:r>
-      <w:r>
-        <w:rPr>
-          <w:rFonts w:eastAsia="Calibri"/>
-          <w:i/>
-          <w:iCs/>
-          <w:color w:val="555555"/>
-        </w:rPr>
-        <w:t xml:space="preserve">/4 </w:t>
-      </w:r>
-    </w:p>
-    <w:p>
-      <w:pPr>
-        <w:pStyle w:val="ListParagraph"/>
-        <w:numPr>
-          <w:ilvl w:val="0"/>
-          <w:numId w:val="2"/>
-        </w:numPr>
-        <w:spacing w:after="80"/>
-      </w:pPr>
-      <w:r>
-        <w:rPr>
-          <w:rFonts w:eastAsia="Calibri"/>
-          <w:sz w:val="21"/>
-          <w:szCs w:val="21"/>
-        </w:rPr>
-        <w:t xml:space="preserve">Final-year project: “Bitumen Modification Using Waste Plastic (PET) for Road Bitumen Improvement and Minimization of Environmental Pollution.” </w:t>
-      </w:r>
-    </w:p>
-    <w:p>
-      <w:pPr>
-        <w:pStyle w:val="ListParagraph"/>
-        <w:spacing w:after="80"/>
-        <w:ind w:left="360"/>
-      </w:pPr>
-      <w:r>
-        <w:rPr>
-          <w:rFonts w:eastAsia="Calibri"/>
-          <w:sz w:val="21"/>
-          <w:szCs w:val="21"/>
-        </w:rPr>
-        <w:t xml:space="preserve">Supervisor: Prof. </w:t>
-      </w:r>
-      <w:proofErr w:type="spellStart"/>
-      <w:r>
-        <w:rPr>
-          <w:rFonts w:eastAsia="Calibri"/>
-          <w:sz w:val="21"/>
-          <w:szCs w:val="21"/>
-        </w:rPr>
-        <w:t>Muluken</w:t>
-      </w:r>
-      <w:proofErr w:type="spellEnd"/>
-      <w:r>
-        <w:rPr>
-          <w:rFonts w:eastAsia="Calibri"/>
-          <w:sz w:val="21"/>
-          <w:szCs w:val="21"/>
-        </w:rPr>
-        <w:t xml:space="preserve"> Eshetu</w:t>
-      </w:r>
-      <w:r>
-        <w:rPr>
-          <w:rFonts w:eastAsia="Calibri"/>
-          <w:sz w:val="21"/>
-          <w:szCs w:val="21"/>
-        </w:rPr>
-        <w:t xml:space="preserve">, Department of </w:t>
-      </w:r>
-      <w:r>
-        <w:rPr>
-          <w:rFonts w:eastAsia="Calibri"/>
-          <w:sz w:val="21"/>
-          <w:szCs w:val="21"/>
-        </w:rPr>
-        <w:t>Chemical Engineering, JIT, Jimma University.</w:t>
-      </w:r>
-    </w:p>
-    <w:p>
-      <w:pPr>
-        <w:pBdr>
-          <w:bottom w:val="single" w:sz="6" w:space="4" w:color="1F4E78"/>
-        </w:pBdr>
-        <w:spacing w:before="280" w:after="120"/>
-      </w:pPr>
-      <w:r>
-        <w:rPr>
-          <w:rFonts w:eastAsia="Calibri"/>
-          <w:b/>
-          <w:bCs/>
-          <w:color w:val="1F4E78"/>
-          <w:spacing w:val="10"/>
-          <w:sz w:val="24"/>
-          <w:szCs w:val="24"/>
-        </w:rPr>
-        <w:t>RESEARCH &amp; TECHNICAL SKILLS</w:t>
-      </w:r>
-    </w:p>
-    <w:p>
-      <w:pPr>
-        <w:pStyle w:val="ListParagraph"/>
-        <w:numPr>
-          <w:ilvl w:val="0"/>
-          <w:numId w:val="2"/>
-        </w:numPr>
-        <w:spacing w:after="80"/>
-      </w:pPr>
-      <w:r>
-        <w:rPr>
-          <w:rFonts w:eastAsia="Calibri"/>
-          <w:sz w:val="21"/>
-          <w:szCs w:val="21"/>
-        </w:rPr>
-        <w:t>Catalysis &amp; Synthesis: Catalyst design and synthesis (MOF-derived, magnetic/separable catalysts); experiment design; process and reaction-parameter optimization (RSM).</w:t>
-      </w:r>
-    </w:p>
-    <w:p>
-      <w:pPr>
-        <w:pStyle w:val="ListParagraph"/>
-        <w:numPr>
-          <w:ilvl w:val="0"/>
-          <w:numId w:val="2"/>
-        </w:numPr>
-        <w:spacing w:after="80"/>
-      </w:pPr>
-      <w:r>
-        <w:rPr>
-          <w:rFonts w:eastAsia="Calibri"/>
-          <w:sz w:val="21"/>
-          <w:szCs w:val="21"/>
-        </w:rPr>
-        <w:t>Characterization &amp; Analytical Instrumentation: FE-SEM, XRD, GC, GC-MS, HPLC, FTIR, TPR/TPD/TPO, pulse chemisorption, NMR, BET.</w:t>
-      </w:r>
-    </w:p>
-    <w:p>
-      <w:pPr>
-        <w:pStyle w:val="ListParagraph"/>
-        <w:numPr>
-          <w:ilvl w:val="0"/>
-          <w:numId w:val="2"/>
-        </w:numPr>
-        <w:spacing w:after="80"/>
-      </w:pPr>
-      <w:r>
-        <w:rPr>
-          <w:rFonts w:eastAsia="Calibri"/>
-          <w:sz w:val="21"/>
-          <w:szCs w:val="21"/>
-        </w:rPr>
-        <w:t>Computational &amp; Programming: Python, JavaScript, MERN stack development; growing focus on AI/ML</w:t>
-      </w:r>
-      <w:r>
-        <w:rPr>
-          <w:rFonts w:eastAsia="Calibri"/>
-          <w:sz w:val="21"/>
-          <w:szCs w:val="21"/>
-        </w:rPr>
-        <w:t>/Agentic AI</w:t>
-      </w:r>
-      <w:r>
-        <w:rPr>
-          <w:rFonts w:eastAsia="Calibri"/>
-          <w:sz w:val="21"/>
-          <w:szCs w:val="21"/>
-        </w:rPr>
-        <w:t xml:space="preserve"> applications in chemical engineering.</w:t>
-      </w:r>
-    </w:p>
-    <w:p>
-      <w:pPr>
-        <w:pStyle w:val="ListParagraph"/>
-        <w:numPr>
-          <w:ilvl w:val="0"/>
-          <w:numId w:val="2"/>
-        </w:numPr>
-        <w:spacing w:after="80"/>
-      </w:pPr>
-      <w:r>
-        <w:rPr>
-          <w:rFonts w:eastAsia="Calibri"/>
-          <w:sz w:val="21"/>
-          <w:szCs w:val="21"/>
-        </w:rPr>
-        <w:t xml:space="preserve">Software: Origin, Design Expert, IBM SPSS, </w:t>
-      </w:r>
-      <w:proofErr w:type="spellStart"/>
-      <w:r>
-        <w:rPr>
-          <w:rFonts w:eastAsia="Calibri"/>
-          <w:sz w:val="21"/>
-          <w:szCs w:val="21"/>
-        </w:rPr>
-        <w:t>Edraw</w:t>
-      </w:r>
-      <w:proofErr w:type="spellEnd"/>
-      <w:r>
-        <w:rPr>
-          <w:rFonts w:eastAsia="Calibri"/>
-          <w:sz w:val="21"/>
-          <w:szCs w:val="21"/>
-        </w:rPr>
-        <w:t xml:space="preserve"> Max, </w:t>
-      </w:r>
-      <w:proofErr w:type="spellStart"/>
-      <w:r>
-        <w:rPr>
-          <w:rFonts w:eastAsia="Calibri"/>
-          <w:sz w:val="21"/>
-          <w:szCs w:val="21"/>
-        </w:rPr>
-        <w:t>X'Pert</w:t>
-      </w:r>
-      <w:proofErr w:type="spellEnd"/>
-      <w:r>
-        <w:rPr>
-          <w:rFonts w:eastAsia="Calibri"/>
-          <w:sz w:val="21"/>
-          <w:szCs w:val="21"/>
-        </w:rPr>
-        <w:t xml:space="preserve"> </w:t>
-      </w:r>
-      <w:proofErr w:type="spellStart"/>
-      <w:r>
-        <w:rPr>
-          <w:rFonts w:eastAsia="Calibri"/>
-          <w:sz w:val="21"/>
-          <w:szCs w:val="21"/>
-        </w:rPr>
-        <w:t>HighScore</w:t>
-      </w:r>
-      <w:proofErr w:type="spellEnd"/>
-      <w:r>
-        <w:rPr>
-          <w:rFonts w:eastAsia="Calibri"/>
-          <w:sz w:val="21"/>
-          <w:szCs w:val="21"/>
-        </w:rPr>
-        <w:t>.</w:t>
-      </w:r>
-    </w:p>
-    <w:p>
-      <w:pPr>
-        <w:pStyle w:val="ListParagraph"/>
-        <w:numPr>
-          <w:ilvl w:val="0"/>
-          <w:numId w:val="2"/>
-        </w:numPr>
-        <w:spacing w:after="80"/>
-      </w:pPr>
-      <w:r>
-        <w:rPr>
-          <w:rFonts w:eastAsia="Calibri"/>
-          <w:sz w:val="21"/>
-          <w:szCs w:val="21"/>
-        </w:rPr>
-        <w:t>Languages: English (</w:t>
-      </w:r>
-      <w:r>
-        <w:rPr>
-          <w:rFonts w:eastAsia="Calibri"/>
-          <w:sz w:val="21"/>
-          <w:szCs w:val="21"/>
-        </w:rPr>
-        <w:t>professional working proficiency</w:t>
-      </w:r>
-      <w:r>
-        <w:rPr>
-          <w:rFonts w:eastAsia="Calibri"/>
-          <w:sz w:val="21"/>
-          <w:szCs w:val="21"/>
-        </w:rPr>
-        <w:t>), Amharic (native), Gurage (native), Oromo (basic)</w:t>
-      </w:r>
-      <w:r>
-        <w:rPr>
-          <w:rFonts w:eastAsia="Calibri"/>
-          <w:sz w:val="21"/>
-          <w:szCs w:val="21"/>
-        </w:rPr>
-        <w:t>, Hindi (basic)</w:t>
-      </w:r>
-      <w:r>
-        <w:rPr>
-          <w:rFonts w:eastAsia="Calibri"/>
-          <w:sz w:val="21"/>
-          <w:szCs w:val="21"/>
-        </w:rPr>
-        <w:t>.</w:t>
-      </w:r>
-    </w:p>
-    <w:p>
-      <w:pPr>
-        <w:pBdr>
-          <w:bottom w:val="single" w:sz="6" w:space="4" w:color="1F4E78"/>
-        </w:pBdr>
-        <w:spacing w:before="280" w:after="120"/>
-      </w:pPr>
-      <w:r>
-        <w:rPr>
-          <w:rFonts w:eastAsia="Calibri"/>
-          <w:b/>
-          <w:bCs/>
-          <w:color w:val="1F4E78"/>
-          <w:spacing w:val="10"/>
-          <w:sz w:val="24"/>
-          <w:szCs w:val="24"/>
-        </w:rPr>
-        <w:t>PUBLICATIONS</w:t>
+        <w:t xml:space="preserve"> 2022 – Present </w:t>
       </w:r>
     </w:p>
     <w:p>
@@ -912,31 +442,153 @@
           <w:sz w:val="21"/>
           <w:szCs w:val="21"/>
         </w:rPr>
-        <w:t>Rediat T. and Prakash B</w:t>
-      </w:r>
-      <w:r>
-        <w:rPr>
-          <w:rFonts w:eastAsia="Calibri"/>
-          <w:sz w:val="21"/>
-          <w:szCs w:val="21"/>
-        </w:rPr>
-        <w:t>*</w:t>
-      </w:r>
-      <w:r>
-        <w:rPr>
-          <w:rFonts w:eastAsia="Calibri"/>
-          <w:sz w:val="21"/>
-          <w:szCs w:val="21"/>
-        </w:rPr>
-        <w:t xml:space="preserve">. (2025). “The direct catalytic conversion of teff straw into fuel intermediate: Optimization of reaction parameters.” Biomass and Bioenergy, </w:t>
-      </w:r>
-      <w:r>
-        <w:rPr>
-          <w:rFonts w:eastAsia="Calibri"/>
-          <w:sz w:val="21"/>
-          <w:szCs w:val="21"/>
-        </w:rPr>
-        <w:t xml:space="preserve">https://doi.org/10.1016/j.biombioe.2025.108150 </w:t>
+        <w:t>Thesis</w:t>
+      </w:r>
+      <w:r>
+        <w:rPr>
+          <w:rFonts w:eastAsia="Calibri"/>
+          <w:sz w:val="21"/>
+          <w:szCs w:val="21"/>
+        </w:rPr>
+        <w:t xml:space="preserve"> title:</w:t>
+      </w:r>
+      <w:r>
+        <w:rPr>
+          <w:rFonts w:eastAsia="Calibri"/>
+          <w:sz w:val="21"/>
+          <w:szCs w:val="21"/>
+        </w:rPr>
+        <w:t xml:space="preserve"> “</w:t>
+      </w:r>
+      <w:r>
+        <w:rPr>
+          <w:rFonts w:eastAsia="Calibri"/>
+          <w:sz w:val="21"/>
+          <w:szCs w:val="21"/>
+        </w:rPr>
+        <w:t>Production of furan intermediates from biomass waste and their upgrading to valuable chemicals using heterogeneous catalysts</w:t>
+      </w:r>
+      <w:r>
+        <w:rPr>
+          <w:rFonts w:eastAsia="Calibri"/>
+          <w:sz w:val="21"/>
+          <w:szCs w:val="21"/>
+        </w:rPr>
+        <w:t>”</w:t>
+      </w:r>
+    </w:p>
+    <w:p>
+      <w:pPr>
+        <w:pStyle w:val="ListParagraph"/>
+        <w:spacing w:after="80"/>
+        <w:ind w:left="360"/>
+        <w:jc w:val="both"/>
+      </w:pPr>
+      <w:r>
+        <w:rPr>
+          <w:rFonts w:eastAsia="Calibri"/>
+          <w:sz w:val="21"/>
+          <w:szCs w:val="21"/>
+        </w:rPr>
+        <w:t>Supervisor: Prof. Prakash Biswas, Department of Chemical Engineering</w:t>
+      </w:r>
+      <w:r>
+        <w:rPr>
+          <w:rFonts w:eastAsia="Calibri"/>
+          <w:sz w:val="21"/>
+          <w:szCs w:val="21"/>
+        </w:rPr>
+        <w:t>, IIT Roorkee</w:t>
+      </w:r>
+      <w:r>
+        <w:rPr>
+          <w:rFonts w:eastAsia="Calibri"/>
+          <w:sz w:val="21"/>
+          <w:szCs w:val="21"/>
+        </w:rPr>
+        <w:t>.</w:t>
+      </w:r>
+    </w:p>
+    <w:p>
+      <w:pPr>
+        <w:tabs>
+          <w:tab w:val="right" w:pos="10040"/>
+        </w:tabs>
+        <w:spacing w:after="20"/>
+        <w:jc w:val="both"/>
+      </w:pPr>
+      <w:r>
+        <w:rPr>
+          <w:rFonts w:eastAsia="Calibri"/>
+          <w:b/>
+          <w:bCs/>
+          <w:sz w:val="22"/>
+          <w:szCs w:val="22"/>
+        </w:rPr>
+        <w:t>M.Sc., Chemical Engineering</w:t>
+      </w:r>
+      <w:r>
+        <w:rPr>
+          <w:rFonts w:eastAsia="Calibri"/>
+          <w:i/>
+          <w:iCs/>
+          <w:color w:val="555555"/>
+        </w:rPr>
+        <w:tab/>
+      </w:r>
+      <w:r>
+        <w:rPr>
+          <w:rFonts w:eastAsia="Calibri"/>
+          <w:i/>
+          <w:iCs/>
+          <w:color w:val="555555"/>
+        </w:rPr>
+        <w:t xml:space="preserve"> </w:t>
+      </w:r>
+      <w:r>
+        <w:rPr>
+          <w:rFonts w:eastAsia="Calibri"/>
+          <w:i/>
+          <w:iCs/>
+          <w:color w:val="555555"/>
+        </w:rPr>
+        <w:t xml:space="preserve">Jimma University, </w:t>
+      </w:r>
+      <w:r>
+        <w:rPr>
+          <w:rFonts w:eastAsia="Calibri"/>
+          <w:i/>
+          <w:iCs/>
+          <w:color w:val="555555"/>
+        </w:rPr>
+        <w:t>Ethiopia | Graduated</w:t>
+      </w:r>
+      <w:r>
+        <w:rPr>
+          <w:rFonts w:eastAsia="Calibri"/>
+          <w:i/>
+          <w:iCs/>
+          <w:color w:val="555555"/>
+        </w:rPr>
+        <w:t xml:space="preserve"> Feb 2021</w:t>
+      </w:r>
+      <w:r>
+        <w:rPr>
+          <w:rFonts w:eastAsia="Calibri"/>
+          <w:i/>
+          <w:iCs/>
+          <w:color w:val="555555"/>
+        </w:rPr>
+        <w:t>| CGPA 3.</w:t>
+      </w:r>
+      <w:r>
+        <w:rPr>
+          <w:rFonts w:eastAsia="Calibri"/>
+          <w:i/>
+          <w:iCs/>
+          <w:color w:val="555555"/>
+        </w:rPr>
+        <w:t xml:space="preserve">9/4 </w:t>
       </w:r>
     </w:p>
     <w:p>
@@ -955,7 +607,319 @@
           <w:sz w:val="21"/>
           <w:szCs w:val="21"/>
         </w:rPr>
-        <w:t>Sharma A.</w:t>
+        <w:t>Thesis</w:t>
+      </w:r>
+      <w:r>
+        <w:rPr>
+          <w:rFonts w:eastAsia="Calibri"/>
+          <w:sz w:val="21"/>
+          <w:szCs w:val="21"/>
+        </w:rPr>
+        <w:t xml:space="preserve"> title</w:t>
+      </w:r>
+      <w:r>
+        <w:rPr>
+          <w:rFonts w:eastAsia="Calibri"/>
+          <w:sz w:val="21"/>
+          <w:szCs w:val="21"/>
+        </w:rPr>
+        <w:t xml:space="preserve">: “Removal of </w:t>
+      </w:r>
+      <w:r>
+        <w:rPr>
+          <w:rFonts w:eastAsia="Calibri"/>
+          <w:sz w:val="21"/>
+          <w:szCs w:val="21"/>
+        </w:rPr>
+        <w:t>e</w:t>
+      </w:r>
+      <w:r>
+        <w:rPr>
+          <w:rFonts w:eastAsia="Calibri"/>
+          <w:sz w:val="21"/>
+          <w:szCs w:val="21"/>
+        </w:rPr>
+        <w:t xml:space="preserve">xcess </w:t>
+      </w:r>
+      <w:r>
+        <w:rPr>
+          <w:rFonts w:eastAsia="Calibri"/>
+          <w:sz w:val="21"/>
+          <w:szCs w:val="21"/>
+        </w:rPr>
+        <w:t>f</w:t>
+      </w:r>
+      <w:r>
+        <w:rPr>
+          <w:rFonts w:eastAsia="Calibri"/>
+          <w:sz w:val="21"/>
+          <w:szCs w:val="21"/>
+        </w:rPr>
+        <w:t xml:space="preserve">ree </w:t>
+      </w:r>
+      <w:r>
+        <w:rPr>
+          <w:rFonts w:eastAsia="Calibri"/>
+          <w:sz w:val="21"/>
+          <w:szCs w:val="21"/>
+        </w:rPr>
+        <w:t>f</w:t>
+      </w:r>
+      <w:r>
+        <w:rPr>
+          <w:rFonts w:eastAsia="Calibri"/>
+          <w:sz w:val="21"/>
+          <w:szCs w:val="21"/>
+        </w:rPr>
+        <w:t xml:space="preserve">atty </w:t>
+      </w:r>
+      <w:r>
+        <w:rPr>
+          <w:rFonts w:eastAsia="Calibri"/>
+          <w:sz w:val="21"/>
+          <w:szCs w:val="21"/>
+        </w:rPr>
+        <w:t>a</w:t>
+      </w:r>
+      <w:r>
+        <w:rPr>
+          <w:rFonts w:eastAsia="Calibri"/>
+          <w:sz w:val="21"/>
+          <w:szCs w:val="21"/>
+        </w:rPr>
+        <w:t xml:space="preserve">cid from </w:t>
+      </w:r>
+      <w:r>
+        <w:rPr>
+          <w:rFonts w:eastAsia="Calibri"/>
+          <w:sz w:val="21"/>
+          <w:szCs w:val="21"/>
+        </w:rPr>
+        <w:t>e</w:t>
+      </w:r>
+      <w:r>
+        <w:rPr>
+          <w:rFonts w:eastAsia="Calibri"/>
+          <w:sz w:val="21"/>
+          <w:szCs w:val="21"/>
+        </w:rPr>
+        <w:t xml:space="preserve">dible </w:t>
+      </w:r>
+      <w:r>
+        <w:rPr>
+          <w:rFonts w:eastAsia="Calibri"/>
+          <w:sz w:val="21"/>
+          <w:szCs w:val="21"/>
+        </w:rPr>
+        <w:t>o</w:t>
+      </w:r>
+      <w:r>
+        <w:rPr>
+          <w:rFonts w:eastAsia="Calibri"/>
+          <w:sz w:val="21"/>
+          <w:szCs w:val="21"/>
+        </w:rPr>
+        <w:t xml:space="preserve">il </w:t>
+      </w:r>
+      <w:r>
+        <w:rPr>
+          <w:rFonts w:eastAsia="Calibri"/>
+          <w:sz w:val="21"/>
+          <w:szCs w:val="21"/>
+        </w:rPr>
+        <w:t>u</w:t>
+      </w:r>
+      <w:r>
+        <w:rPr>
+          <w:rFonts w:eastAsia="Calibri"/>
+          <w:sz w:val="21"/>
+          <w:szCs w:val="21"/>
+        </w:rPr>
+        <w:t xml:space="preserve">sing </w:t>
+      </w:r>
+      <w:r>
+        <w:rPr>
+          <w:rFonts w:eastAsia="Calibri"/>
+          <w:sz w:val="21"/>
+          <w:szCs w:val="21"/>
+        </w:rPr>
+        <w:t>b</w:t>
+      </w:r>
+      <w:r>
+        <w:rPr>
+          <w:rFonts w:eastAsia="Calibri"/>
+          <w:sz w:val="21"/>
+          <w:szCs w:val="21"/>
+        </w:rPr>
+        <w:t>etaine-</w:t>
+      </w:r>
+      <w:r>
+        <w:rPr>
+          <w:rFonts w:eastAsia="Calibri"/>
+          <w:sz w:val="21"/>
+          <w:szCs w:val="21"/>
+        </w:rPr>
+        <w:t>b</w:t>
+      </w:r>
+      <w:r>
+        <w:rPr>
+          <w:rFonts w:eastAsia="Calibri"/>
+          <w:sz w:val="21"/>
+          <w:szCs w:val="21"/>
+        </w:rPr>
+        <w:t xml:space="preserve">ased </w:t>
+      </w:r>
+      <w:r>
+        <w:rPr>
+          <w:rFonts w:eastAsia="Calibri"/>
+          <w:sz w:val="21"/>
+          <w:szCs w:val="21"/>
+        </w:rPr>
+        <w:t>n</w:t>
+      </w:r>
+      <w:r>
+        <w:rPr>
+          <w:rFonts w:eastAsia="Calibri"/>
+          <w:sz w:val="21"/>
+          <w:szCs w:val="21"/>
+        </w:rPr>
+        <w:t xml:space="preserve">atural </w:t>
+      </w:r>
+      <w:r>
+        <w:rPr>
+          <w:rFonts w:eastAsia="Calibri"/>
+          <w:sz w:val="21"/>
+          <w:szCs w:val="21"/>
+        </w:rPr>
+        <w:t>d</w:t>
+      </w:r>
+      <w:r>
+        <w:rPr>
+          <w:rFonts w:eastAsia="Calibri"/>
+          <w:sz w:val="21"/>
+          <w:szCs w:val="21"/>
+        </w:rPr>
+        <w:t xml:space="preserve">eep </w:t>
+      </w:r>
+      <w:r>
+        <w:rPr>
+          <w:rFonts w:eastAsia="Calibri"/>
+          <w:sz w:val="21"/>
+          <w:szCs w:val="21"/>
+        </w:rPr>
+        <w:t>e</w:t>
+      </w:r>
+      <w:r>
+        <w:rPr>
+          <w:rFonts w:eastAsia="Calibri"/>
+          <w:sz w:val="21"/>
+          <w:szCs w:val="21"/>
+        </w:rPr>
+        <w:t xml:space="preserve">utectic </w:t>
+      </w:r>
+      <w:r>
+        <w:rPr>
+          <w:rFonts w:eastAsia="Calibri"/>
+          <w:sz w:val="21"/>
+          <w:szCs w:val="21"/>
+        </w:rPr>
+        <w:t>s</w:t>
+      </w:r>
+      <w:r>
+        <w:rPr>
+          <w:rFonts w:eastAsia="Calibri"/>
+          <w:sz w:val="21"/>
+          <w:szCs w:val="21"/>
+        </w:rPr>
+        <w:t xml:space="preserve">olvents and </w:t>
+      </w:r>
+      <w:r>
+        <w:rPr>
+          <w:rFonts w:eastAsia="Calibri"/>
+          <w:sz w:val="21"/>
+          <w:szCs w:val="21"/>
+        </w:rPr>
+        <w:t>o</w:t>
+      </w:r>
+      <w:r>
+        <w:rPr>
+          <w:rFonts w:eastAsia="Calibri"/>
+          <w:sz w:val="21"/>
+          <w:szCs w:val="21"/>
+        </w:rPr>
+        <w:t xml:space="preserve">il's </w:t>
+      </w:r>
+      <w:r>
+        <w:rPr>
+          <w:rFonts w:eastAsia="Calibri"/>
+          <w:sz w:val="21"/>
+          <w:szCs w:val="21"/>
+        </w:rPr>
+        <w:t>e</w:t>
+      </w:r>
+      <w:r>
+        <w:rPr>
+          <w:rFonts w:eastAsia="Calibri"/>
+          <w:sz w:val="21"/>
+          <w:szCs w:val="21"/>
+        </w:rPr>
+        <w:t xml:space="preserve">ffect </w:t>
+      </w:r>
+      <w:r>
+        <w:rPr>
+          <w:rFonts w:eastAsia="Calibri"/>
+          <w:sz w:val="21"/>
+          <w:szCs w:val="21"/>
+        </w:rPr>
+        <w:t>a</w:t>
+      </w:r>
+      <w:r>
+        <w:rPr>
+          <w:rFonts w:eastAsia="Calibri"/>
+          <w:sz w:val="21"/>
+          <w:szCs w:val="21"/>
+        </w:rPr>
+        <w:t>nalysis”</w:t>
+      </w:r>
+    </w:p>
+    <w:p>
+      <w:pPr>
+        <w:pStyle w:val="ListParagraph"/>
+        <w:spacing w:after="80"/>
+        <w:ind w:left="360"/>
+        <w:jc w:val="both"/>
+      </w:pPr>
+      <w:r>
+        <w:rPr>
+          <w:rFonts w:eastAsia="Calibri"/>
+          <w:sz w:val="21"/>
+          <w:szCs w:val="21"/>
+        </w:rPr>
+        <w:t xml:space="preserve">Supervisor: Prof. </w:t>
+      </w:r>
+      <w:r>
+        <w:rPr>
+          <w:rFonts w:eastAsia="Calibri"/>
+          <w:sz w:val="21"/>
+          <w:szCs w:val="21"/>
+        </w:rPr>
+        <w:t>Ramachandran K.</w:t>
+      </w:r>
+      <w:r>
+        <w:rPr>
+          <w:rFonts w:eastAsia="Calibri"/>
+          <w:sz w:val="21"/>
+          <w:szCs w:val="21"/>
+        </w:rPr>
+        <w:t xml:space="preserve">, Department </w:t>
+      </w:r>
+      <w:r>
+        <w:rPr>
+          <w:rFonts w:eastAsia="Calibri"/>
+          <w:sz w:val="21"/>
+          <w:szCs w:val="21"/>
+        </w:rPr>
+        <w:t>of Petroleum Engineering</w:t>
       </w:r>
       <w:r>
         <w:rPr>
@@ -971,63 +935,81 @@
           <w:sz w:val="21"/>
           <w:szCs w:val="21"/>
         </w:rPr>
-        <w:t>Rediat T.</w:t>
-      </w:r>
-      <w:r>
-        <w:rPr>
-          <w:rFonts w:eastAsia="Calibri"/>
-          <w:sz w:val="21"/>
-          <w:szCs w:val="21"/>
-        </w:rPr>
-        <w:t xml:space="preserve">, </w:t>
-      </w:r>
-      <w:r>
-        <w:rPr>
-          <w:rFonts w:eastAsia="Calibri"/>
-          <w:sz w:val="21"/>
-          <w:szCs w:val="21"/>
-        </w:rPr>
-        <w:t>Prakash B</w:t>
-      </w:r>
-      <w:r>
-        <w:rPr>
-          <w:rFonts w:eastAsia="Calibri"/>
-          <w:sz w:val="21"/>
-          <w:szCs w:val="21"/>
-        </w:rPr>
-        <w:t>*</w:t>
-      </w:r>
-      <w:r>
-        <w:rPr>
-          <w:rFonts w:eastAsia="Calibri"/>
-          <w:sz w:val="21"/>
-          <w:szCs w:val="21"/>
-        </w:rPr>
-        <w:t xml:space="preserve"> (2025). “Optimization of reaction parameters by response surface methodology for the tri-reforming process over a Ni-silica catalyst to produce synthesis gas.” International Journal of Hydrogen Energy, </w:t>
-      </w:r>
-      <w:r>
-        <w:rPr>
-          <w:rFonts w:eastAsia="Calibri"/>
-          <w:sz w:val="21"/>
-          <w:szCs w:val="21"/>
-        </w:rPr>
-        <w:t>https://doi.org/10.1016/j.ijhydene.2025.150378</w:t>
-      </w:r>
-      <w:r>
-        <w:rPr>
-          <w:rFonts w:eastAsia="Calibri"/>
-          <w:sz w:val="21"/>
-          <w:szCs w:val="21"/>
-        </w:rPr>
-        <w:t>.</w:t>
-      </w:r>
-      <w:r>
-        <w:rPr>
-          <w:rFonts w:eastAsia="Calibri"/>
-          <w:sz w:val="21"/>
-          <w:szCs w:val="21"/>
-        </w:rPr>
-        <w:t xml:space="preserve"> </w:t>
+        <w:t>JCT Institutions.</w:t>
+      </w:r>
+    </w:p>
+    <w:p>
+      <w:pPr>
+        <w:tabs>
+          <w:tab w:val="right" w:pos="10040"/>
+        </w:tabs>
+        <w:spacing w:after="20"/>
+        <w:jc w:val="both"/>
+      </w:pPr>
+      <w:r>
+        <w:rPr>
+          <w:rFonts w:eastAsia="Calibri"/>
+          <w:b/>
+          <w:bCs/>
+          <w:sz w:val="22"/>
+          <w:szCs w:val="22"/>
+        </w:rPr>
+        <w:t>B.Sc., Chemical Engineering</w:t>
+      </w:r>
+      <w:r>
+        <w:rPr>
+          <w:rFonts w:eastAsia="Calibri"/>
+          <w:i/>
+          <w:iCs/>
+          <w:color w:val="555555"/>
+        </w:rPr>
+        <w:tab/>
+        <w:t xml:space="preserve">Jimma University, </w:t>
+      </w:r>
+      <w:r>
+        <w:rPr>
+          <w:rFonts w:eastAsia="Calibri"/>
+          <w:i/>
+          <w:iCs/>
+          <w:color w:val="555555"/>
+        </w:rPr>
+        <w:t>Ethiopia | Graduated</w:t>
+      </w:r>
+      <w:r>
+        <w:rPr>
+          <w:rFonts w:eastAsia="Calibri"/>
+          <w:i/>
+          <w:iCs/>
+          <w:color w:val="555555"/>
+        </w:rPr>
+        <w:t xml:space="preserve"> Jun </w:t>
+      </w:r>
+      <w:r>
+        <w:rPr>
+          <w:rFonts w:eastAsia="Calibri"/>
+          <w:i/>
+          <w:iCs/>
+          <w:color w:val="555555"/>
+        </w:rPr>
+        <w:t>2018 | CGPA</w:t>
+      </w:r>
+      <w:r>
+        <w:rPr>
+          <w:rFonts w:eastAsia="Calibri"/>
+          <w:i/>
+          <w:iCs/>
+          <w:color w:val="555555"/>
+        </w:rPr>
+        <w:t xml:space="preserve"> 3.4</w:t>
+      </w:r>
+      <w:r>
+        <w:rPr>
+          <w:rFonts w:eastAsia="Calibri"/>
+          <w:i/>
+          <w:iCs/>
+          <w:color w:val="555555"/>
+        </w:rPr>
+        <w:t xml:space="preserve">/4 </w:t>
       </w:r>
     </w:p>
     <w:p>
@@ -1039,18 +1021,724 @@
         </w:numPr>
         <w:spacing w:after="80"/>
         <w:jc w:val="both"/>
-        <w:rPr>
-          <w:rFonts w:eastAsia="Calibri"/>
-          <w:sz w:val="21"/>
-          <w:szCs w:val="21"/>
-        </w:rPr>
-      </w:pPr>
-      <w:r>
-        <w:rPr>
-          <w:rFonts w:eastAsia="Calibri"/>
-          <w:sz w:val="21"/>
-          <w:szCs w:val="21"/>
-        </w:rPr>
+      </w:pPr>
+      <w:r>
+        <w:rPr>
+          <w:rFonts w:eastAsia="Calibri"/>
+          <w:sz w:val="21"/>
+          <w:szCs w:val="21"/>
+        </w:rPr>
+        <w:t xml:space="preserve">Final-year project: “Bitumen </w:t>
+      </w:r>
+      <w:r>
+        <w:rPr>
+          <w:rFonts w:eastAsia="Calibri"/>
+          <w:sz w:val="21"/>
+          <w:szCs w:val="21"/>
+        </w:rPr>
+        <w:t>m</w:t>
+      </w:r>
+      <w:r>
+        <w:rPr>
+          <w:rFonts w:eastAsia="Calibri"/>
+          <w:sz w:val="21"/>
+          <w:szCs w:val="21"/>
+        </w:rPr>
+        <w:t xml:space="preserve">odification </w:t>
+      </w:r>
+      <w:r>
+        <w:rPr>
+          <w:rFonts w:eastAsia="Calibri"/>
+          <w:sz w:val="21"/>
+          <w:szCs w:val="21"/>
+        </w:rPr>
+        <w:t>u</w:t>
+      </w:r>
+      <w:r>
+        <w:rPr>
+          <w:rFonts w:eastAsia="Calibri"/>
+          <w:sz w:val="21"/>
+          <w:szCs w:val="21"/>
+        </w:rPr>
+        <w:t xml:space="preserve">sing </w:t>
+      </w:r>
+      <w:r>
+        <w:rPr>
+          <w:rFonts w:eastAsia="Calibri"/>
+          <w:sz w:val="21"/>
+          <w:szCs w:val="21"/>
+        </w:rPr>
+        <w:t>w</w:t>
+      </w:r>
+      <w:r>
+        <w:rPr>
+          <w:rFonts w:eastAsia="Calibri"/>
+          <w:sz w:val="21"/>
+          <w:szCs w:val="21"/>
+        </w:rPr>
+        <w:t xml:space="preserve">aste </w:t>
+      </w:r>
+      <w:r>
+        <w:rPr>
+          <w:rFonts w:eastAsia="Calibri"/>
+          <w:sz w:val="21"/>
+          <w:szCs w:val="21"/>
+        </w:rPr>
+        <w:t>p</w:t>
+      </w:r>
+      <w:r>
+        <w:rPr>
+          <w:rFonts w:eastAsia="Calibri"/>
+          <w:sz w:val="21"/>
+          <w:szCs w:val="21"/>
+        </w:rPr>
+        <w:t xml:space="preserve">lastic (PET) for </w:t>
+      </w:r>
+      <w:r>
+        <w:rPr>
+          <w:rFonts w:eastAsia="Calibri"/>
+          <w:sz w:val="21"/>
+          <w:szCs w:val="21"/>
+        </w:rPr>
+        <w:t>r</w:t>
+      </w:r>
+      <w:r>
+        <w:rPr>
+          <w:rFonts w:eastAsia="Calibri"/>
+          <w:sz w:val="21"/>
+          <w:szCs w:val="21"/>
+        </w:rPr>
+        <w:t xml:space="preserve">oad </w:t>
+      </w:r>
+      <w:r>
+        <w:rPr>
+          <w:rFonts w:eastAsia="Calibri"/>
+          <w:sz w:val="21"/>
+          <w:szCs w:val="21"/>
+        </w:rPr>
+        <w:t>b</w:t>
+      </w:r>
+      <w:r>
+        <w:rPr>
+          <w:rFonts w:eastAsia="Calibri"/>
+          <w:sz w:val="21"/>
+          <w:szCs w:val="21"/>
+        </w:rPr>
+        <w:t xml:space="preserve">itumen </w:t>
+      </w:r>
+      <w:r>
+        <w:rPr>
+          <w:rFonts w:eastAsia="Calibri"/>
+          <w:sz w:val="21"/>
+          <w:szCs w:val="21"/>
+        </w:rPr>
+        <w:t>i</w:t>
+      </w:r>
+      <w:r>
+        <w:rPr>
+          <w:rFonts w:eastAsia="Calibri"/>
+          <w:sz w:val="21"/>
+          <w:szCs w:val="21"/>
+        </w:rPr>
+        <w:t xml:space="preserve">mprovement and </w:t>
+      </w:r>
+      <w:r>
+        <w:rPr>
+          <w:rFonts w:eastAsia="Calibri"/>
+          <w:sz w:val="21"/>
+          <w:szCs w:val="21"/>
+        </w:rPr>
+        <w:t>m</w:t>
+      </w:r>
+      <w:r>
+        <w:rPr>
+          <w:rFonts w:eastAsia="Calibri"/>
+          <w:sz w:val="21"/>
+          <w:szCs w:val="21"/>
+        </w:rPr>
+        <w:t xml:space="preserve">inimization of </w:t>
+      </w:r>
+      <w:r>
+        <w:rPr>
+          <w:rFonts w:eastAsia="Calibri"/>
+          <w:sz w:val="21"/>
+          <w:szCs w:val="21"/>
+        </w:rPr>
+        <w:t>e</w:t>
+      </w:r>
+      <w:r>
+        <w:rPr>
+          <w:rFonts w:eastAsia="Calibri"/>
+          <w:sz w:val="21"/>
+          <w:szCs w:val="21"/>
+        </w:rPr>
+        <w:t xml:space="preserve">nvironmental </w:t>
+      </w:r>
+      <w:r>
+        <w:rPr>
+          <w:rFonts w:eastAsia="Calibri"/>
+          <w:sz w:val="21"/>
+          <w:szCs w:val="21"/>
+        </w:rPr>
+        <w:t>p</w:t>
+      </w:r>
+      <w:r>
+        <w:rPr>
+          <w:rFonts w:eastAsia="Calibri"/>
+          <w:sz w:val="21"/>
+          <w:szCs w:val="21"/>
+        </w:rPr>
+        <w:t xml:space="preserve">ollution” </w:t>
+      </w:r>
+    </w:p>
+    <w:p>
+      <w:pPr>
+        <w:pStyle w:val="ListParagraph"/>
+        <w:spacing w:after="80"/>
+        <w:ind w:left="360"/>
+        <w:jc w:val="both"/>
+      </w:pPr>
+      <w:r>
+        <w:rPr>
+          <w:rFonts w:eastAsia="Calibri"/>
+          <w:sz w:val="21"/>
+          <w:szCs w:val="21"/>
+        </w:rPr>
+        <w:t xml:space="preserve">Supervisor: Prof. </w:t>
+      </w:r>
+      <w:proofErr w:type="spellStart"/>
+      <w:r>
+        <w:rPr>
+          <w:rFonts w:eastAsia="Calibri"/>
+          <w:sz w:val="21"/>
+          <w:szCs w:val="21"/>
+        </w:rPr>
+        <w:t>Muluken</w:t>
+      </w:r>
+      <w:proofErr w:type="spellEnd"/>
+      <w:r>
+        <w:rPr>
+          <w:rFonts w:eastAsia="Calibri"/>
+          <w:sz w:val="21"/>
+          <w:szCs w:val="21"/>
+        </w:rPr>
+        <w:t xml:space="preserve"> Eshetu</w:t>
+      </w:r>
+      <w:r>
+        <w:rPr>
+          <w:rFonts w:eastAsia="Calibri"/>
+          <w:sz w:val="21"/>
+          <w:szCs w:val="21"/>
+        </w:rPr>
+        <w:t xml:space="preserve">, Department of </w:t>
+      </w:r>
+      <w:r>
+        <w:rPr>
+          <w:rFonts w:eastAsia="Calibri"/>
+          <w:sz w:val="21"/>
+          <w:szCs w:val="21"/>
+        </w:rPr>
+        <w:t>Chemical Engineering, JIT, Jimma University.</w:t>
+      </w:r>
+    </w:p>
+    <w:p>
+      <w:pPr>
+        <w:pBdr>
+          <w:bottom w:val="single" w:sz="6" w:space="4" w:color="1F4E78"/>
+        </w:pBdr>
+        <w:spacing w:before="280" w:after="120"/>
+        <w:jc w:val="both"/>
+      </w:pPr>
+      <w:r>
+        <w:rPr>
+          <w:rFonts w:eastAsia="Calibri"/>
+          <w:b/>
+          <w:bCs/>
+          <w:color w:val="1F4E78"/>
+          <w:spacing w:val="10"/>
+          <w:sz w:val="24"/>
+          <w:szCs w:val="24"/>
+        </w:rPr>
+        <w:t>RESEARCH &amp; TECHNICAL SKILLS</w:t>
+      </w:r>
+    </w:p>
+    <w:p>
+      <w:pPr>
+        <w:pStyle w:val="ListParagraph"/>
+        <w:numPr>
+          <w:ilvl w:val="0"/>
+          <w:numId w:val="2"/>
+        </w:numPr>
+        <w:spacing w:after="80"/>
+        <w:jc w:val="both"/>
+      </w:pPr>
+      <w:r>
+        <w:rPr>
+          <w:rFonts w:eastAsia="Calibri"/>
+          <w:sz w:val="21"/>
+          <w:szCs w:val="21"/>
+        </w:rPr>
+        <w:t>Catalysis &amp; Synthesis: Catalyst design and synthesis (MOF-derived, magnetic/separable catalysts); experiment design; process and reaction-parameter optimization</w:t>
+      </w:r>
+      <w:r>
+        <w:rPr>
+          <w:rFonts w:eastAsia="Calibri"/>
+          <w:sz w:val="21"/>
+          <w:szCs w:val="21"/>
+        </w:rPr>
+        <w:t xml:space="preserve"> including </w:t>
+      </w:r>
+      <w:r>
+        <w:rPr>
+          <w:rFonts w:eastAsia="Calibri"/>
+          <w:sz w:val="21"/>
+          <w:szCs w:val="21"/>
+        </w:rPr>
+        <w:t>RSM.</w:t>
+      </w:r>
+    </w:p>
+    <w:p>
+      <w:pPr>
+        <w:pStyle w:val="ListParagraph"/>
+        <w:numPr>
+          <w:ilvl w:val="0"/>
+          <w:numId w:val="2"/>
+        </w:numPr>
+        <w:spacing w:after="80"/>
+        <w:jc w:val="both"/>
+      </w:pPr>
+      <w:r>
+        <w:rPr>
+          <w:rFonts w:eastAsia="Calibri"/>
+          <w:sz w:val="21"/>
+          <w:szCs w:val="21"/>
+        </w:rPr>
+        <w:t>Characterization &amp; Analytical Instrumentation: FE-SEM, XRD, GC, GC-MS, HPLC, FTIR, TPR/TPD/TPO, pulse chemisorption, NMR, BET.</w:t>
+      </w:r>
+    </w:p>
+    <w:p>
+      <w:pPr>
+        <w:pStyle w:val="ListParagraph"/>
+        <w:numPr>
+          <w:ilvl w:val="0"/>
+          <w:numId w:val="2"/>
+        </w:numPr>
+        <w:spacing w:after="80"/>
+        <w:jc w:val="both"/>
+      </w:pPr>
+      <w:r>
+        <w:rPr>
+          <w:rFonts w:eastAsia="Calibri"/>
+          <w:sz w:val="21"/>
+          <w:szCs w:val="21"/>
+        </w:rPr>
+        <w:t>Computational &amp; Programming: Python, JavaScript, MERN stack development; growing focus on AI/ML</w:t>
+      </w:r>
+      <w:r>
+        <w:rPr>
+          <w:rFonts w:eastAsia="Calibri"/>
+          <w:sz w:val="21"/>
+          <w:szCs w:val="21"/>
+        </w:rPr>
+        <w:t>/Agentic AI</w:t>
+      </w:r>
+      <w:r>
+        <w:rPr>
+          <w:rFonts w:eastAsia="Calibri"/>
+          <w:sz w:val="21"/>
+          <w:szCs w:val="21"/>
+        </w:rPr>
+        <w:t xml:space="preserve"> applications in chemical engineering.</w:t>
+      </w:r>
+    </w:p>
+    <w:p>
+      <w:pPr>
+        <w:pStyle w:val="ListParagraph"/>
+        <w:numPr>
+          <w:ilvl w:val="0"/>
+          <w:numId w:val="2"/>
+        </w:numPr>
+        <w:spacing w:after="80"/>
+        <w:jc w:val="both"/>
+      </w:pPr>
+      <w:r>
+        <w:rPr>
+          <w:rFonts w:eastAsia="Calibri"/>
+          <w:sz w:val="21"/>
+          <w:szCs w:val="21"/>
+        </w:rPr>
+        <w:t xml:space="preserve">Software: Origin, Design Expert, IBM SPSS, </w:t>
+      </w:r>
+      <w:proofErr w:type="spellStart"/>
+      <w:r>
+        <w:rPr>
+          <w:rFonts w:eastAsia="Calibri"/>
+          <w:sz w:val="21"/>
+          <w:szCs w:val="21"/>
+        </w:rPr>
+        <w:t>Edraw</w:t>
+      </w:r>
+      <w:proofErr w:type="spellEnd"/>
+      <w:r>
+        <w:rPr>
+          <w:rFonts w:eastAsia="Calibri"/>
+          <w:sz w:val="21"/>
+          <w:szCs w:val="21"/>
+        </w:rPr>
+        <w:t xml:space="preserve"> Max, </w:t>
+      </w:r>
+      <w:proofErr w:type="spellStart"/>
+      <w:r>
+        <w:rPr>
+          <w:rFonts w:eastAsia="Calibri"/>
+          <w:sz w:val="21"/>
+          <w:szCs w:val="21"/>
+        </w:rPr>
+        <w:t>X'Pert</w:t>
+      </w:r>
+      <w:proofErr w:type="spellEnd"/>
+      <w:r>
+        <w:rPr>
+          <w:rFonts w:eastAsia="Calibri"/>
+          <w:sz w:val="21"/>
+          <w:szCs w:val="21"/>
+        </w:rPr>
+        <w:t xml:space="preserve"> </w:t>
+      </w:r>
+      <w:proofErr w:type="spellStart"/>
+      <w:r>
+        <w:rPr>
+          <w:rFonts w:eastAsia="Calibri"/>
+          <w:sz w:val="21"/>
+          <w:szCs w:val="21"/>
+        </w:rPr>
+        <w:t>HighScore</w:t>
+      </w:r>
+      <w:proofErr w:type="spellEnd"/>
+      <w:r>
+        <w:rPr>
+          <w:rFonts w:eastAsia="Calibri"/>
+          <w:sz w:val="21"/>
+          <w:szCs w:val="21"/>
+        </w:rPr>
+        <w:t xml:space="preserve">, </w:t>
+      </w:r>
+      <w:proofErr w:type="spellStart"/>
+      <w:r>
+        <w:rPr>
+          <w:rFonts w:eastAsia="Calibri"/>
+          <w:sz w:val="21"/>
+          <w:szCs w:val="21"/>
+        </w:rPr>
+        <w:t>kingDraw</w:t>
+      </w:r>
+      <w:proofErr w:type="spellEnd"/>
+      <w:r>
+        <w:rPr>
+          <w:rFonts w:eastAsia="Calibri"/>
+          <w:sz w:val="21"/>
+          <w:szCs w:val="21"/>
+        </w:rPr>
+        <w:t>, Microsoft products including cloud services</w:t>
+      </w:r>
+      <w:r>
+        <w:rPr>
+          <w:rFonts w:eastAsia="Calibri"/>
+          <w:sz w:val="21"/>
+          <w:szCs w:val="21"/>
+        </w:rPr>
+        <w:t>.</w:t>
+      </w:r>
+    </w:p>
+    <w:p>
+      <w:pPr>
+        <w:pStyle w:val="ListParagraph"/>
+        <w:numPr>
+          <w:ilvl w:val="0"/>
+          <w:numId w:val="2"/>
+        </w:numPr>
+        <w:spacing w:after="80"/>
+        <w:jc w:val="both"/>
+      </w:pPr>
+      <w:r>
+        <w:rPr>
+          <w:rFonts w:eastAsia="Calibri"/>
+          <w:sz w:val="21"/>
+          <w:szCs w:val="21"/>
+        </w:rPr>
+        <w:t>Languages: English (</w:t>
+      </w:r>
+      <w:r>
+        <w:rPr>
+          <w:rFonts w:eastAsia="Calibri"/>
+          <w:sz w:val="21"/>
+          <w:szCs w:val="21"/>
+        </w:rPr>
+        <w:t>professional working proficiency</w:t>
+      </w:r>
+      <w:r>
+        <w:rPr>
+          <w:rFonts w:eastAsia="Calibri"/>
+          <w:sz w:val="21"/>
+          <w:szCs w:val="21"/>
+        </w:rPr>
+        <w:t>), Amharic (native), Gurage (native), Oromo (basic)</w:t>
+      </w:r>
+      <w:r>
+        <w:rPr>
+          <w:rFonts w:eastAsia="Calibri"/>
+          <w:sz w:val="21"/>
+          <w:szCs w:val="21"/>
+        </w:rPr>
+        <w:t>, Hindi (basic)</w:t>
+      </w:r>
+      <w:r>
+        <w:rPr>
+          <w:rFonts w:eastAsia="Calibri"/>
+          <w:sz w:val="21"/>
+          <w:szCs w:val="21"/>
+        </w:rPr>
+        <w:t>.</w:t>
+      </w:r>
+    </w:p>
+    <w:p>
+      <w:pPr>
+        <w:pBdr>
+          <w:bottom w:val="single" w:sz="6" w:space="4" w:color="1F4E78"/>
+        </w:pBdr>
+        <w:spacing w:before="280" w:after="120"/>
+      </w:pPr>
+      <w:r>
+        <w:rPr>
+          <w:rFonts w:eastAsia="Calibri"/>
+          <w:b/>
+          <w:bCs/>
+          <w:color w:val="1F4E78"/>
+          <w:spacing w:val="10"/>
+          <w:sz w:val="24"/>
+          <w:szCs w:val="24"/>
+        </w:rPr>
+        <w:t>PUBLICATIONS</w:t>
+      </w:r>
+    </w:p>
+    <w:p>
+      <w:pPr>
+        <w:pStyle w:val="ListParagraph"/>
+        <w:numPr>
+          <w:ilvl w:val="0"/>
+          <w:numId w:val="2"/>
+        </w:numPr>
+        <w:spacing w:after="80"/>
+        <w:jc w:val="both"/>
+      </w:pPr>
+      <w:r>
+        <w:rPr>
+          <w:rFonts w:eastAsia="Calibri"/>
+          <w:sz w:val="21"/>
+          <w:szCs w:val="21"/>
+        </w:rPr>
+        <w:t xml:space="preserve">Rediat T. and </w:t>
+      </w:r>
+      <w:r>
+        <w:rPr>
+          <w:rFonts w:eastAsia="Calibri"/>
+          <w:sz w:val="21"/>
+          <w:szCs w:val="21"/>
+        </w:rPr>
+        <w:t>Biswas</w:t>
+      </w:r>
+      <w:r>
+        <w:rPr>
+          <w:rFonts w:eastAsia="Calibri"/>
+          <w:sz w:val="21"/>
+          <w:szCs w:val="21"/>
+        </w:rPr>
+        <w:t xml:space="preserve"> </w:t>
+      </w:r>
+      <w:r>
+        <w:rPr>
+          <w:rFonts w:eastAsia="Calibri"/>
+          <w:sz w:val="21"/>
+          <w:szCs w:val="21"/>
+        </w:rPr>
+        <w:t>P</w:t>
+      </w:r>
+      <w:r>
+        <w:rPr>
+          <w:rFonts w:eastAsia="Calibri"/>
+          <w:sz w:val="21"/>
+          <w:szCs w:val="21"/>
+        </w:rPr>
+        <w:t>*</w:t>
+      </w:r>
+      <w:r>
+        <w:rPr>
+          <w:rFonts w:eastAsia="Calibri"/>
+          <w:sz w:val="21"/>
+          <w:szCs w:val="21"/>
+        </w:rPr>
+        <w:t xml:space="preserve"> (2025). “The direct catalytic conversion of teff straw into fuel intermediate: Optimization of reaction parameters.” Biomass and Bioenergy, </w:t>
+      </w:r>
+      <w:hyperlink r:id="rId8" w:history="1">
+        <w:r>
+          <w:rPr>
+            <w:rStyle w:val="Hyperlink"/>
+            <w:rFonts w:eastAsia="Calibri"/>
+            <w:sz w:val="21"/>
+            <w:szCs w:val="21"/>
+          </w:rPr>
+          <w:t>https://doi.org/10.1016/j.biombioe.2025.108150</w:t>
+        </w:r>
+      </w:hyperlink>
+      <w:r>
+        <w:rPr>
+          <w:rFonts w:eastAsia="Calibri"/>
+          <w:sz w:val="21"/>
+          <w:szCs w:val="21"/>
+        </w:rPr>
+        <w:t xml:space="preserve">. </w:t>
+      </w:r>
+      <w:r>
+        <w:rPr>
+          <w:rFonts w:eastAsia="Calibri"/>
+          <w:sz w:val="21"/>
+          <w:szCs w:val="21"/>
+        </w:rPr>
+        <w:t xml:space="preserve"> </w:t>
+      </w:r>
+    </w:p>
+    <w:p>
+      <w:pPr>
+        <w:pStyle w:val="ListParagraph"/>
+        <w:numPr>
+          <w:ilvl w:val="0"/>
+          <w:numId w:val="2"/>
+        </w:numPr>
+        <w:spacing w:after="80"/>
+        <w:jc w:val="both"/>
+      </w:pPr>
+      <w:r>
+        <w:rPr>
+          <w:rFonts w:eastAsia="Calibri"/>
+          <w:sz w:val="21"/>
+          <w:szCs w:val="21"/>
+        </w:rPr>
+        <w:t>Sharma A.</w:t>
+      </w:r>
+      <w:r>
+        <w:rPr>
+          <w:rFonts w:eastAsia="Calibri"/>
+          <w:sz w:val="21"/>
+          <w:szCs w:val="21"/>
+        </w:rPr>
+        <w:t xml:space="preserve">, </w:t>
+      </w:r>
+      <w:r>
+        <w:rPr>
+          <w:rFonts w:eastAsia="Calibri"/>
+          <w:sz w:val="21"/>
+          <w:szCs w:val="21"/>
+        </w:rPr>
+        <w:t>Rediat T.</w:t>
+      </w:r>
+      <w:r>
+        <w:rPr>
+          <w:rFonts w:eastAsia="Calibri"/>
+          <w:sz w:val="21"/>
+          <w:szCs w:val="21"/>
+        </w:rPr>
+        <w:t xml:space="preserve">, </w:t>
+      </w:r>
+      <w:r>
+        <w:rPr>
+          <w:rFonts w:eastAsia="Calibri"/>
+          <w:sz w:val="21"/>
+          <w:szCs w:val="21"/>
+        </w:rPr>
+        <w:t>Biswas</w:t>
+      </w:r>
+      <w:r>
+        <w:rPr>
+          <w:rFonts w:eastAsia="Calibri"/>
+          <w:sz w:val="21"/>
+          <w:szCs w:val="21"/>
+        </w:rPr>
+        <w:t xml:space="preserve"> </w:t>
+      </w:r>
+      <w:r>
+        <w:rPr>
+          <w:rFonts w:eastAsia="Calibri"/>
+          <w:sz w:val="21"/>
+          <w:szCs w:val="21"/>
+        </w:rPr>
+        <w:t>P</w:t>
+      </w:r>
+      <w:r>
+        <w:rPr>
+          <w:rFonts w:eastAsia="Calibri"/>
+          <w:sz w:val="21"/>
+          <w:szCs w:val="21"/>
+        </w:rPr>
+        <w:t>*</w:t>
+      </w:r>
+      <w:r>
+        <w:rPr>
+          <w:rFonts w:eastAsia="Calibri"/>
+          <w:sz w:val="21"/>
+          <w:szCs w:val="21"/>
+        </w:rPr>
+        <w:t xml:space="preserve"> (2025). “Optimization of reaction parameters by response surface methodology for the tri-reforming process over a Ni-silica catalyst to produce synthesis gas.” International Journal of Hydrogen Energy, </w:t>
+      </w:r>
+      <w:hyperlink r:id="rId9" w:history="1">
+        <w:r>
+          <w:rPr>
+            <w:rStyle w:val="Hyperlink"/>
+            <w:rFonts w:eastAsia="Calibri"/>
+            <w:sz w:val="21"/>
+            <w:szCs w:val="21"/>
+          </w:rPr>
+          <w:t>https://doi.org/10.1016/j.ijhydene.2025.150378</w:t>
+        </w:r>
+      </w:hyperlink>
+      <w:r>
+        <w:rPr>
+          <w:rFonts w:eastAsia="Calibri"/>
+          <w:sz w:val="21"/>
+          <w:szCs w:val="21"/>
+        </w:rPr>
+        <w:t xml:space="preserve">. </w:t>
+      </w:r>
+      <w:r>
+        <w:rPr>
+          <w:rFonts w:eastAsia="Calibri"/>
+          <w:sz w:val="21"/>
+          <w:szCs w:val="21"/>
+        </w:rPr>
+        <w:t xml:space="preserve"> </w:t>
+      </w:r>
+    </w:p>
+    <w:p>
+      <w:pPr>
+        <w:pStyle w:val="ListParagraph"/>
+        <w:numPr>
+          <w:ilvl w:val="0"/>
+          <w:numId w:val="2"/>
+        </w:numPr>
+        <w:spacing w:after="80"/>
+        <w:jc w:val="both"/>
+        <w:rPr>
+          <w:rFonts w:eastAsia="Calibri"/>
+          <w:sz w:val="21"/>
+          <w:szCs w:val="21"/>
+        </w:rPr>
+      </w:pPr>
+      <w:r>
+        <w:rPr>
+          <w:rFonts w:eastAsia="Calibri"/>
+          <w:sz w:val="21"/>
+          <w:szCs w:val="21"/>
+        </w:rPr>
+        <w:lastRenderedPageBreak/>
         <w:t xml:space="preserve">Sharma A., Rediat T., Singh M., Tomer R., </w:t>
       </w:r>
       <w:proofErr w:type="spellStart"/>
@@ -1093,7 +1781,23 @@
           <w:sz w:val="21"/>
           <w:szCs w:val="21"/>
         </w:rPr>
-        <w:t>Prakash B</w:t>
+        <w:t>Biswas</w:t>
+      </w:r>
+      <w:r>
+        <w:rPr>
+          <w:rFonts w:eastAsia="Calibri"/>
+          <w:sz w:val="21"/>
+          <w:szCs w:val="21"/>
+        </w:rPr>
+        <w:t xml:space="preserve"> </w:t>
+      </w:r>
+      <w:r>
+        <w:rPr>
+          <w:rFonts w:eastAsia="Calibri"/>
+          <w:sz w:val="21"/>
+          <w:szCs w:val="21"/>
+        </w:rPr>
+        <w:t>P</w:t>
       </w:r>
       <w:r>
         <w:rPr>
@@ -1109,23 +1813,26 @@
           <w:sz w:val="21"/>
           <w:szCs w:val="21"/>
         </w:rPr>
-        <w:t xml:space="preserve">. (2026). “Amine-functionalized metal-organic framework-templated nitrogen-doped Ni-alumina catalyst for efficient methane tri-reforming.” Applied Materials Today, </w:t>
-      </w:r>
-      <w:r>
-        <w:rPr>
-          <w:rFonts w:eastAsia="Calibri"/>
-          <w:sz w:val="21"/>
-          <w:szCs w:val="21"/>
-        </w:rPr>
-        <w:t>https://doi.org/10.1016/j.apmt.2026.103292</w:t>
-      </w:r>
-      <w:r>
-        <w:rPr>
-          <w:rFonts w:eastAsia="Calibri"/>
-          <w:sz w:val="21"/>
-          <w:szCs w:val="21"/>
-        </w:rPr>
-        <w:t>.</w:t>
+        <w:t xml:space="preserve"> (2026). “Amine-functionalized metal-organic framework-templated nitrogen-doped Ni-alumina catalyst for efficient methane tri-reforming.” Applied Materials Today, </w:t>
+      </w:r>
+      <w:hyperlink r:id="rId10" w:history="1">
+        <w:r>
+          <w:rPr>
+            <w:rStyle w:val="Hyperlink"/>
+            <w:rFonts w:eastAsia="Calibri"/>
+            <w:sz w:val="21"/>
+            <w:szCs w:val="21"/>
+          </w:rPr>
+          <w:t>https://doi.org/10.1016/j.apmt.2026.103292</w:t>
+        </w:r>
+      </w:hyperlink>
+      <w:r>
+        <w:rPr>
+          <w:rFonts w:eastAsia="Calibri"/>
+          <w:sz w:val="21"/>
+          <w:szCs w:val="21"/>
+        </w:rPr>
+        <w:t xml:space="preserve">. </w:t>
       </w:r>
     </w:p>
     <w:p>
@@ -1147,7 +1854,6 @@
           <w:sz w:val="21"/>
           <w:szCs w:val="21"/>
         </w:rPr>
-        <w:lastRenderedPageBreak/>
         <w:t xml:space="preserve">Rediat T., Sharma A., </w:t>
       </w:r>
       <w:proofErr w:type="spellStart"/>
@@ -1190,7 +1896,23 @@
           <w:sz w:val="21"/>
           <w:szCs w:val="21"/>
         </w:rPr>
-        <w:t>Prakash B</w:t>
+        <w:t>Biswas</w:t>
+      </w:r>
+      <w:r>
+        <w:rPr>
+          <w:rFonts w:eastAsia="Calibri"/>
+          <w:sz w:val="21"/>
+          <w:szCs w:val="21"/>
+        </w:rPr>
+        <w:t xml:space="preserve"> </w:t>
+      </w:r>
+      <w:r>
+        <w:rPr>
+          <w:rFonts w:eastAsia="Calibri"/>
+          <w:sz w:val="21"/>
+          <w:szCs w:val="21"/>
+        </w:rPr>
+        <w:t>P</w:t>
       </w:r>
       <w:r>
         <w:rPr>
@@ -1206,9 +1928,9 @@
           <w:sz w:val="21"/>
           <w:szCs w:val="21"/>
         </w:rPr>
-        <w:t xml:space="preserve">. (2026). “The conversion of furfural to furfuryl alcohol with high yield via catalytic hydrogenation transfer in the presence of nickel-embedded alumina catalyst derived from metal-organic framework template.” Catalysis Today, </w:t>
-      </w:r>
-      <w:hyperlink r:id="rId6" w:history="1">
+        <w:t xml:space="preserve"> (2026). “The conversion of furfural to furfuryl alcohol with high yield via catalytic hydrogenation transfer in the presence of nickel-embedded alumina catalyst derived from metal-organic framework template.” Catalysis Today, </w:t>
+      </w:r>
+      <w:hyperlink r:id="rId11" w:history="1">
         <w:r>
           <w:rPr>
             <w:rStyle w:val="Hyperlink"/>
@@ -1219,18 +1941,17 @@
           <w:t>https://doi.org/10.1016/j.cattod.2026.115883</w:t>
         </w:r>
       </w:hyperlink>
-    </w:p>
-    <w:p>
-      <w:pPr>
-        <w:pStyle w:val="ListParagraph"/>
-        <w:numPr>
-          <w:ilvl w:val="0"/>
-          <w:numId w:val="2"/>
-        </w:numPr>
+      <w:r>
+        <w:t>.</w:t>
+      </w:r>
+    </w:p>
+    <w:p>
+      <w:pPr>
         <w:pBdr>
           <w:bottom w:val="single" w:sz="6" w:space="4" w:color="1F4E78"/>
         </w:pBdr>
         <w:spacing w:before="280" w:after="120"/>
+        <w:ind w:left="90"/>
       </w:pPr>
       <w:r>
         <w:rPr>
@@ -1287,7 +2008,23 @@
           <w:sz w:val="21"/>
           <w:szCs w:val="21"/>
         </w:rPr>
-        <w:t xml:space="preserve"> European Congress on Catalysis Trondheim, Norway.</w:t>
+        <w:t xml:space="preserve"> European Congress on Catalysis</w:t>
+      </w:r>
+      <w:r>
+        <w:rPr>
+          <w:rFonts w:eastAsia="Calibri"/>
+          <w:sz w:val="21"/>
+          <w:szCs w:val="21"/>
+        </w:rPr>
+        <w:t>,</w:t>
+      </w:r>
+      <w:r>
+        <w:rPr>
+          <w:rFonts w:eastAsia="Calibri"/>
+          <w:sz w:val="21"/>
+          <w:szCs w:val="21"/>
+        </w:rPr>
+        <w:t xml:space="preserve"> Trondheim, Norway.</w:t>
       </w:r>
     </w:p>
     <w:p>
@@ -1434,7 +2171,7 @@
           <w:sz w:val="21"/>
           <w:szCs w:val="21"/>
         </w:rPr>
-        <w:t xml:space="preserve">Dr. Prakash Biswas Professor, Department of Chemical Engineering, IIT Roorkee </w:t>
+        <w:t xml:space="preserve">Dr. Prakash Biswas </w:t>
       </w:r>
     </w:p>
     <w:p>
@@ -1446,7 +2183,41 @@
           <w:szCs w:val="21"/>
         </w:rPr>
       </w:pPr>
-      <w:hyperlink r:id="rId7" w:history="1">
+      <w:r>
+        <w:rPr>
+          <w:rFonts w:eastAsia="Calibri"/>
+          <w:sz w:val="21"/>
+          <w:szCs w:val="21"/>
+        </w:rPr>
+        <w:t>Professor, Department of Chemical Engineering, IIT Roorkee</w:t>
+      </w:r>
+      <w:r>
+        <w:rPr>
+          <w:rFonts w:eastAsia="Calibri"/>
+          <w:sz w:val="21"/>
+          <w:szCs w:val="21"/>
+        </w:rPr>
+        <w:t>, India</w:t>
+      </w:r>
+      <w:r>
+        <w:rPr>
+          <w:rFonts w:eastAsia="Calibri"/>
+          <w:sz w:val="21"/>
+          <w:szCs w:val="21"/>
+        </w:rPr>
+        <w:t xml:space="preserve"> </w:t>
+      </w:r>
+    </w:p>
+    <w:p>
+      <w:pPr>
+        <w:spacing w:after="100"/>
+        <w:rPr>
+          <w:rFonts w:eastAsia="Calibri"/>
+          <w:sz w:val="21"/>
+          <w:szCs w:val="21"/>
+        </w:rPr>
+      </w:pPr>
+      <w:hyperlink r:id="rId12" w:history="1">
         <w:r>
           <w:rPr>
             <w:rStyle w:val="Hyperlink"/>
@@ -1522,7 +2293,7 @@
           <w:sz w:val="21"/>
           <w:szCs w:val="21"/>
         </w:rPr>
-        <w:t xml:space="preserve"> Prasad Professor, Department of Chemical Engineering, IIT Roorkee </w:t>
+        <w:t xml:space="preserve"> Prasad </w:t>
       </w:r>
     </w:p>
     <w:p>
@@ -1540,7 +2311,33 @@
           <w:sz w:val="21"/>
           <w:szCs w:val="21"/>
         </w:rPr>
-        <w:t xml:space="preserve">basheshwer.prasad@ch.iitr.ac.in </w:t>
+        <w:t xml:space="preserve">Professor, Department of Chemical Engineering, IIT </w:t>
+      </w:r>
+      <w:proofErr w:type="gramStart"/>
+      <w:r>
+        <w:rPr>
+          <w:rFonts w:eastAsia="Calibri"/>
+          <w:sz w:val="21"/>
+          <w:szCs w:val="21"/>
+        </w:rPr>
+        <w:t xml:space="preserve">Roorkee </w:t>
+      </w:r>
+      <w:r>
+        <w:rPr>
+          <w:rFonts w:eastAsia="Calibri"/>
+          <w:sz w:val="21"/>
+          <w:szCs w:val="21"/>
+        </w:rPr>
+        <w:t>,</w:t>
+      </w:r>
+      <w:proofErr w:type="gramEnd"/>
+      <w:r>
+        <w:rPr>
+          <w:rFonts w:eastAsia="Calibri"/>
+          <w:sz w:val="21"/>
+          <w:szCs w:val="21"/>
+        </w:rPr>
+        <w:t xml:space="preserve"> India</w:t>
       </w:r>
     </w:p>
     <w:p>
@@ -1552,6 +2349,43 @@
           <w:szCs w:val="21"/>
         </w:rPr>
       </w:pPr>
+      <w:hyperlink r:id="rId13" w:history="1">
+        <w:r>
+          <w:rPr>
+            <w:rStyle w:val="Hyperlink"/>
+            <w:rFonts w:eastAsia="Calibri"/>
+            <w:sz w:val="21"/>
+            <w:szCs w:val="21"/>
+          </w:rPr>
+          <w:t>basheshwer.prasad@ch.iitr.ac.in</w:t>
+        </w:r>
+      </w:hyperlink>
+      <w:r>
+        <w:rPr>
+          <w:rFonts w:eastAsia="Calibri"/>
+          <w:sz w:val="21"/>
+          <w:szCs w:val="21"/>
+        </w:rPr>
+        <w:t xml:space="preserve"> </w:t>
+      </w:r>
+      <w:r>
+        <w:rPr>
+          <w:rFonts w:eastAsia="Calibri"/>
+          <w:sz w:val="21"/>
+          <w:szCs w:val="21"/>
+        </w:rPr>
+        <w:t xml:space="preserve"> </w:t>
+      </w:r>
+    </w:p>
+    <w:p>
+      <w:pPr>
+        <w:spacing w:after="100"/>
+        <w:rPr>
+          <w:rFonts w:eastAsia="Calibri"/>
+          <w:sz w:val="21"/>
+          <w:szCs w:val="21"/>
+        </w:rPr>
+      </w:pPr>
       <w:r>
         <w:rPr>
           <w:rFonts w:eastAsia="Calibri"/>
@@ -1601,6 +2435,16 @@
         </w:rPr>
         <w:t xml:space="preserve"> Eshetu </w:t>
       </w:r>
+    </w:p>
+    <w:p>
+      <w:pPr>
+        <w:spacing w:after="100"/>
+        <w:rPr>
+          <w:rFonts w:eastAsia="Calibri"/>
+          <w:sz w:val="21"/>
+          <w:szCs w:val="21"/>
+        </w:rPr>
+      </w:pPr>
       <w:r>
         <w:rPr>
           <w:rFonts w:eastAsia="Calibri"/>
@@ -1615,9 +2459,37 @@
           <w:sz w:val="21"/>
           <w:szCs w:val="21"/>
         </w:rPr>
-        <w:t xml:space="preserve"> School of Chemical Engineering, Jimma Institute of Technology </w:t>
-      </w:r>
-      <w:hyperlink r:id="rId8" w:history="1">
+        <w:t xml:space="preserve"> School of Chemical Engineering, Jimma Institute of Technology</w:t>
+      </w:r>
+      <w:r>
+        <w:rPr>
+          <w:rFonts w:eastAsia="Calibri"/>
+          <w:sz w:val="21"/>
+          <w:szCs w:val="21"/>
+        </w:rPr>
+        <w:t xml:space="preserve">, </w:t>
+      </w:r>
+      <w:proofErr w:type="spellStart"/>
+      <w:r>
+        <w:rPr>
+          <w:rFonts w:eastAsia="Calibri"/>
+          <w:sz w:val="21"/>
+          <w:szCs w:val="21"/>
+        </w:rPr>
+        <w:t>Ethipoia</w:t>
+      </w:r>
+      <w:proofErr w:type="spellEnd"/>
+    </w:p>
+    <w:p>
+      <w:pPr>
+        <w:spacing w:after="100"/>
+        <w:rPr>
+          <w:rFonts w:eastAsia="Calibri"/>
+          <w:sz w:val="21"/>
+          <w:szCs w:val="21"/>
+        </w:rPr>
+      </w:pPr>
+      <w:hyperlink r:id="rId14" w:history="1">
         <w:r>
           <w:rPr>
             <w:rStyle w:val="Hyperlink"/>
@@ -1643,6 +2515,7 @@
       </w:r>
     </w:p>
     <w:sectPr>
+      <w:footerReference w:type="default" r:id="rId15"/>
       <w:pgSz w:w="12240" w:h="15840"/>
       <w:pgMar w:top="800" w:right="1100" w:bottom="800" w:left="1100" w:header="708" w:footer="708" w:gutter="0"/>
       <w:cols w:space="720"/>
@@ -1650,6 +2523,172 @@
     </w:sectPr>
   </w:body>
 </w:document>
+</file>
+
+<file path=word/endnotes.xml><?xml version="1.0" encoding="utf-8"?>
+<w:endnotes xmlns:wpc="http://schemas.microsoft.com/office/word/2010/wordprocessingCanvas" xmlns:cx="http://schemas.microsoft.com/office/drawing/2014/chartex" xmlns:cx1="http://schemas.microsoft.com/office/drawing/2015/9/8/chartex" xmlns:cx2="http://schemas.microsoft.com/office/drawing/2015/10/21/chartex" xmlns:cx3="http://schemas.microsoft.com/office/drawing/2016/5/9/chartex" xmlns:cx4="http://schemas.microsoft.com/office/drawing/2016/5/10/chartex" xmlns:cx5="http://schemas.microsoft.com/office/drawing/2016/5/11/chartex" xmlns:cx6="http://schemas.microsoft.com/office/drawing/2016/5/12/chartex" xmlns:cx7="http://schemas.microsoft.com/office/drawing/2016/5/13/chartex" xmlns:cx8="http://schemas.microsoft.com/office/drawing/2016/5/14/chartex" xmlns:mc="http://schemas.openxmlformats.org/markup-compatibility/2006" xmlns:aink="http://schemas.microsoft.com/office/drawing/2016/ink" xmlns:am3d="http://schemas.microsoft.com/office/drawing/2017/model3d" xmlns:o="urn:schemas-microsoft-com:office:office" xmlns:oel="http://schemas.microsoft.com/office/2019/extlst" xmlns:r="http://schemas.openxmlformats.org/officeDocument/2006/relationships" xmlns:m="http://schemas.openxmlformats.org/officeDocument/2006/math" xmlns:v="urn:schemas-microsoft-com:vml" xmlns:wp14="http://schemas.microsoft.com/office/word/2010/wordprocessingDrawing" xmlns:wp="http://schemas.openxmlformats.org/drawingml/2006/wordprocessingDrawing" xmlns:w10="urn:schemas-microsoft-com:office:word" xmlns:w="http://schemas.openxmlformats.org/wordprocessingml/2006/main" xmlns:w14="http://schemas.microsoft.com/office/word/2010/wordml" xmlns:w15="http://schemas.microsoft.com/office/word/2012/wordml" xmlns:w16cex="http://schemas.microsoft.com/office/word/2018/wordml/cex" xmlns:w16cid="http://schemas.microsoft.com/office/word/2016/wordml/cid" xmlns:w16="http://schemas.microsoft.com/office/word/2018/wordml" xmlns:w16du="http://schemas.microsoft.com/office/word/2023/wordml/word16du" xmlns:w16sdtdh="http://schemas.microsoft.com/office/word/2020/wordml/sdtdatahash" xmlns:w16sdtfl="http://schemas.microsoft.com/office/word/2024/wordml/sdtformatlock" xmlns:w16se="http://schemas.microsoft.com/office/word/2015/wordml/symex" xmlns:wpg="http://schemas.microsoft.com/office/word/2010/wordprocessingGroup" xmlns:wpi="http://schemas.microsoft.com/office/word/2010/wordprocessingInk" xmlns:wne="http://schemas.microsoft.com/office/word/2006/wordml" xmlns:wps="http://schemas.microsoft.com/office/word/2010/wordprocessingShape" mc:Ignorable="w14 w15 w16se w16cid w16 w16cex w16sdtdh w16sdtfl w16du wp14">
+  <w:endnote w:type="separator" w:id="-1">
+    <w:p>
+      <w:r>
+        <w:separator/>
+      </w:r>
+    </w:p>
+  </w:endnote>
+  <w:endnote w:type="continuationSeparator" w:id="0">
+    <w:p>
+      <w:r>
+        <w:continuationSeparator/>
+      </w:r>
+    </w:p>
+  </w:endnote>
+</w:endnotes>
+</file>
+
+<file path=word/footer1.xml><?xml version="1.0" encoding="utf-8"?>
+<w:ftr xmlns:wpc="http://schemas.microsoft.com/office/word/2010/wordprocessingCanvas" xmlns:cx="http://schemas.microsoft.com/office/drawing/2014/chartex" xmlns:cx1="http://schemas.microsoft.com/office/drawing/2015/9/8/chartex" xmlns:cx2="http://schemas.microsoft.com/office/drawing/2015/10/21/chartex" xmlns:cx3="http://schemas.microsoft.com/office/drawing/2016/5/9/chartex" xmlns:cx4="http://schemas.microsoft.com/office/drawing/2016/5/10/chartex" xmlns:cx5="http://schemas.microsoft.com/office/drawing/2016/5/11/chartex" xmlns:cx6="http://schemas.microsoft.com/office/drawing/2016/5/12/chartex" xmlns:cx7="http://schemas.microsoft.com/office/drawing/2016/5/13/chartex" xmlns:cx8="http://schemas.microsoft.com/office/drawing/2016/5/14/chartex" xmlns:mc="http://schemas.openxmlformats.org/markup-compatibility/2006" xmlns:aink="http://schemas.microsoft.com/office/drawing/2016/ink" xmlns:am3d="http://schemas.microsoft.com/office/drawing/2017/model3d" xmlns:o="urn:schemas-microsoft-com:office:office" xmlns:oel="http://schemas.microsoft.com/office/2019/extlst" xmlns:r="http://schemas.openxmlformats.org/officeDocument/2006/relationships" xmlns:m="http://schemas.openxmlformats.org/officeDocument/2006/math" xmlns:v="urn:schemas-microsoft-com:vml" xmlns:wp14="http://schemas.microsoft.com/office/word/2010/wordprocessingDrawing" xmlns:wp="http://schemas.openxmlformats.org/drawingml/2006/wordprocessingDrawing" xmlns:w10="urn:schemas-microsoft-com:office:word" xmlns:w="http://schemas.openxmlformats.org/wordprocessingml/2006/main" xmlns:w14="http://schemas.microsoft.com/office/word/2010/wordml" xmlns:w15="http://schemas.microsoft.com/office/word/2012/wordml" xmlns:w16cex="http://schemas.microsoft.com/office/word/2018/wordml/cex" xmlns:w16cid="http://schemas.microsoft.com/office/word/2016/wordml/cid" xmlns:w16="http://schemas.microsoft.com/office/word/2018/wordml" xmlns:w16du="http://schemas.microsoft.com/office/word/2023/wordml/word16du" xmlns:w16sdtdh="http://schemas.microsoft.com/office/word/2020/wordml/sdtdatahash" xmlns:w16sdtfl="http://schemas.microsoft.com/office/word/2024/wordml/sdtformatlock" xmlns:w16se="http://schemas.microsoft.com/office/word/2015/wordml/symex" xmlns:wpg="http://schemas.microsoft.com/office/word/2010/wordprocessingGroup" xmlns:wpi="http://schemas.microsoft.com/office/word/2010/wordprocessingInk" xmlns:wne="http://schemas.microsoft.com/office/word/2006/wordml" xmlns:wps="http://schemas.microsoft.com/office/word/2010/wordprocessingShape" mc:Ignorable="w14 w15 w16se w16cid w16 w16cex w16sdtdh w16sdtfl w16du wp14">
+  <w:sdt>
+    <w:sdtPr>
+      <w:id w:val="1303970256"/>
+      <w:docPartObj>
+        <w:docPartGallery w:val="Page Numbers (Bottom of Page)"/>
+        <w:docPartUnique/>
+      </w:docPartObj>
+    </w:sdtPr>
+    <w:sdtContent>
+      <w:sdt>
+        <w:sdtPr>
+          <w:id w:val="-1769616900"/>
+          <w:docPartObj>
+            <w:docPartGallery w:val="Page Numbers (Top of Page)"/>
+            <w:docPartUnique/>
+          </w:docPartObj>
+        </w:sdtPr>
+        <w:sdtContent>
+          <w:p>
+            <w:pPr>
+              <w:pStyle w:val="Footer"/>
+              <w:jc w:val="right"/>
+            </w:pPr>
+            <w:r>
+              <w:t xml:space="preserve">Page </w:t>
+            </w:r>
+            <w:r>
+              <w:rPr>
+                <w:b/>
+                <w:bCs/>
+                <w:sz w:val="24"/>
+                <w:szCs w:val="24"/>
+              </w:rPr>
+              <w:fldChar w:fldCharType="begin"/>
+            </w:r>
+            <w:r>
+              <w:rPr>
+                <w:b/>
+                <w:bCs/>
+              </w:rPr>
+              <w:instrText xml:space="preserve"> PAGE </w:instrText>
+            </w:r>
+            <w:r>
+              <w:rPr>
+                <w:b/>
+                <w:bCs/>
+                <w:sz w:val="24"/>
+                <w:szCs w:val="24"/>
+              </w:rPr>
+              <w:fldChar w:fldCharType="separate"/>
+            </w:r>
+            <w:r>
+              <w:rPr>
+                <w:b/>
+                <w:bCs/>
+                <w:noProof/>
+              </w:rPr>
+              <w:t>2</w:t>
+            </w:r>
+            <w:r>
+              <w:rPr>
+                <w:b/>
+                <w:bCs/>
+                <w:sz w:val="24"/>
+                <w:szCs w:val="24"/>
+              </w:rPr>
+              <w:fldChar w:fldCharType="end"/>
+            </w:r>
+            <w:r>
+              <w:t xml:space="preserve"> of </w:t>
+            </w:r>
+            <w:r>
+              <w:rPr>
+                <w:b/>
+                <w:bCs/>
+                <w:sz w:val="24"/>
+                <w:szCs w:val="24"/>
+              </w:rPr>
+              <w:fldChar w:fldCharType="begin"/>
+            </w:r>
+            <w:r>
+              <w:rPr>
+                <w:b/>
+                <w:bCs/>
+              </w:rPr>
+              <w:instrText xml:space="preserve"> NUMPAGES  </w:instrText>
+            </w:r>
+            <w:r>
+              <w:rPr>
+                <w:b/>
+                <w:bCs/>
+                <w:sz w:val="24"/>
+                <w:szCs w:val="24"/>
+              </w:rPr>
+              <w:fldChar w:fldCharType="separate"/>
+            </w:r>
+            <w:r>
+              <w:rPr>
+                <w:b/>
+                <w:bCs/>
+                <w:noProof/>
+              </w:rPr>
+              <w:t>2</w:t>
+            </w:r>
+            <w:r>
+              <w:rPr>
+                <w:b/>
+                <w:bCs/>
+                <w:sz w:val="24"/>
+                <w:szCs w:val="24"/>
+              </w:rPr>
+              <w:fldChar w:fldCharType="end"/>
+            </w:r>
+          </w:p>
+        </w:sdtContent>
+      </w:sdt>
+    </w:sdtContent>
+  </w:sdt>
+  <w:p>
+    <w:pPr>
+      <w:pStyle w:val="Footer"/>
+    </w:pPr>
+  </w:p>
+</w:ftr>
+</file>
+
+<file path=word/footnotes.xml><?xml version="1.0" encoding="utf-8"?>
+<w:footnotes xmlns:wpc="http://schemas.microsoft.com/office/word/2010/wordprocessingCanvas" xmlns:cx="http://schemas.microsoft.com/office/drawing/2014/chartex" xmlns:cx1="http://schemas.microsoft.com/office/drawing/2015/9/8/chartex" xmlns:cx2="http://schemas.microsoft.com/office/drawing/2015/10/21/chartex" xmlns:cx3="http://schemas.microsoft.com/office/drawing/2016/5/9/chartex" xmlns:cx4="http://schemas.microsoft.com/office/drawing/2016/5/10/chartex" xmlns:cx5="http://schemas.microsoft.com/office/drawing/2016/5/11/chartex" xmlns:cx6="http://schemas.microsoft.com/office/drawing/2016/5/12/chartex" xmlns:cx7="http://schemas.microsoft.com/office/drawing/2016/5/13/chartex" xmlns:cx8="http://schemas.microsoft.com/office/drawing/2016/5/14/chartex" xmlns:mc="http://schemas.openxmlformats.org/markup-compatibility/2006" xmlns:aink="http://schemas.microsoft.com/office/drawing/2016/ink" xmlns:am3d="http://schemas.microsoft.com/office/drawing/2017/model3d" xmlns:o="urn:schemas-microsoft-com:office:office" xmlns:oel="http://schemas.microsoft.com/office/2019/extlst" xmlns:r="http://schemas.openxmlformats.org/officeDocument/2006/relationships" xmlns:m="http://schemas.openxmlformats.org/officeDocument/2006/math" xmlns:v="urn:schemas-microsoft-com:vml" xmlns:wp14="http://schemas.microsoft.com/office/word/2010/wordprocessingDrawing" xmlns:wp="http://schemas.openxmlformats.org/drawingml/2006/wordprocessingDrawing" xmlns:w10="urn:schemas-microsoft-com:office:word" xmlns:w="http://schemas.openxmlformats.org/wordprocessingml/2006/main" xmlns:w14="http://schemas.microsoft.com/office/word/2010/wordml" xmlns:w15="http://schemas.microsoft.com/office/word/2012/wordml" xmlns:w16cex="http://schemas.microsoft.com/office/word/2018/wordml/cex" xmlns:w16cid="http://schemas.microsoft.com/office/word/2016/wordml/cid" xmlns:w16="http://schemas.microsoft.com/office/word/2018/wordml" xmlns:w16du="http://schemas.microsoft.com/office/word/2023/wordml/word16du" xmlns:w16sdtdh="http://schemas.microsoft.com/office/word/2020/wordml/sdtdatahash" xmlns:w16sdtfl="http://schemas.microsoft.com/office/word/2024/wordml/sdtformatlock" xmlns:w16se="http://schemas.microsoft.com/office/word/2015/wordml/symex" xmlns:wpg="http://schemas.microsoft.com/office/word/2010/wordprocessingGroup" xmlns:wpi="http://schemas.microsoft.com/office/word/2010/wordprocessingInk" xmlns:wne="http://schemas.microsoft.com/office/word/2006/wordml" xmlns:wps="http://schemas.microsoft.com/office/word/2010/wordprocessingShape" mc:Ignorable="w14 w15 w16se w16cid w16 w16cex w16sdtdh w16sdtfl w16du wp14">
+  <w:footnote w:type="separator" w:id="-1">
+    <w:p>
+      <w:r>
+        <w:separator/>
+      </w:r>
+    </w:p>
+  </w:footnote>
+  <w:footnote w:type="continuationSeparator" w:id="0">
+    <w:p>
+      <w:r>
+        <w:continuationSeparator/>
+      </w:r>
+    </w:p>
+  </w:footnote>
+</w:footnotes>
 </file>
 
 <file path=word/numbering.xml><?xml version="1.0" encoding="utf-8"?>
@@ -2410,6 +3449,48 @@
       <w:shd w:val="clear" w:color="auto" w:fill="E1DFDD"/>
     </w:rPr>
   </w:style>
+  <w:style w:type="paragraph" w:styleId="Header">
+    <w:name w:val="header"/>
+    <w:basedOn w:val="Normal"/>
+    <w:link w:val="HeaderChar"/>
+    <w:uiPriority w:val="99"/>
+    <w:unhideWhenUsed/>
+    <w:rsid w:val="003115EF"/>
+    <w:pPr>
+      <w:tabs>
+        <w:tab w:val="center" w:pos="4513"/>
+        <w:tab w:val="right" w:pos="9026"/>
+      </w:tabs>
+    </w:pPr>
+  </w:style>
+  <w:style w:type="character" w:customStyle="1" w:styleId="HeaderChar">
+    <w:name w:val="Header Char"/>
+    <w:basedOn w:val="DefaultParagraphFont"/>
+    <w:link w:val="Header"/>
+    <w:uiPriority w:val="99"/>
+    <w:rsid w:val="003115EF"/>
+  </w:style>
+  <w:style w:type="paragraph" w:styleId="Footer">
+    <w:name w:val="footer"/>
+    <w:basedOn w:val="Normal"/>
+    <w:link w:val="FooterChar"/>
+    <w:uiPriority w:val="99"/>
+    <w:unhideWhenUsed/>
+    <w:rsid w:val="003115EF"/>
+    <w:pPr>
+      <w:tabs>
+        <w:tab w:val="center" w:pos="4513"/>
+        <w:tab w:val="right" w:pos="9026"/>
+      </w:tabs>
+    </w:pPr>
+  </w:style>
+  <w:style w:type="character" w:customStyle="1" w:styleId="FooterChar">
+    <w:name w:val="Footer Char"/>
+    <w:basedOn w:val="DefaultParagraphFont"/>
+    <w:link w:val="Footer"/>
+    <w:uiPriority w:val="99"/>
+    <w:rsid w:val="003115EF"/>
+  </w:style>
 </w:styles>
 </file>
 
